--- a/fase_1/evidencias_grupales/PTY4478 APT2.0 FASE 1 (1).docx
+++ b/fase_1/evidencias_grupales/PTY4478 APT2.0 FASE 1 (1).docx
@@ -3105,336 +3105,332 @@
           </w:tcPr>
           <w:p>
             <w:pPr>
-              <w:jc w:val="both"/>
-              <w:rPr>
-                <w:rFonts w:cstheme="minorHAnsi"/>
-                <w:color w:val="000000" w:themeColor="text1"/>
-                <w:sz w:val="18"/>
-                <w:szCs w:val="18"/>
-                <w:lang w:eastAsia="es-CL"/>
-              </w:rPr>
-            </w:pPr>
-            <w:r>
-              <w:rPr>
-                <w:rFonts w:cstheme="minorHAnsi"/>
-                <w:color w:val="000000" w:themeColor="text1"/>
-                <w:sz w:val="18"/>
-                <w:szCs w:val="18"/>
-                <w:lang w:eastAsia="es-CL"/>
-              </w:rPr>
-              <w:t>Se utilizará una metodología ágil basada en iteraciones.</w:t>
-            </w:r>
-          </w:p>
-          <w:p>
-            <w:pPr>
-              <w:jc w:val="both"/>
-              <w:rPr>
-                <w:rFonts w:cstheme="minorHAnsi"/>
-                <w:color w:val="000000" w:themeColor="text1"/>
-                <w:sz w:val="18"/>
-                <w:szCs w:val="18"/>
-                <w:lang w:eastAsia="es-CL"/>
-              </w:rPr>
-            </w:pPr>
-          </w:p>
-          <w:p>
-            <w:pPr>
-              <w:jc w:val="both"/>
-              <w:rPr>
-                <w:rFonts w:cstheme="minorHAnsi"/>
-                <w:color w:val="000000" w:themeColor="text1"/>
-                <w:sz w:val="18"/>
-                <w:szCs w:val="18"/>
-                <w:lang w:eastAsia="es-CL"/>
-              </w:rPr>
-            </w:pPr>
-            <w:r>
-              <w:rPr>
-                <w:rFonts w:cstheme="minorHAnsi"/>
-                <w:color w:val="000000" w:themeColor="text1"/>
-                <w:sz w:val="18"/>
-                <w:szCs w:val="18"/>
-                <w:lang w:eastAsia="es-CL"/>
-              </w:rPr>
-              <w:t>Etapas:</w:t>
+              <w:rPr>
+                <w:rFonts w:cstheme="minorHAnsi"/>
+                <w:color w:val="000000" w:themeColor="text1"/>
+                <w:sz w:val="18"/>
+                <w:szCs w:val="18"/>
+                <w:lang w:eastAsia="es-CL"/>
+              </w:rPr>
+            </w:pPr>
+            <w:r>
+              <w:rPr>
+                <w:rFonts w:cstheme="minorHAnsi"/>
+                <w:color w:val="000000" w:themeColor="text1"/>
+                <w:sz w:val="18"/>
+                <w:szCs w:val="18"/>
+                <w:lang w:eastAsia="es-CL"/>
+              </w:rPr>
+              <w:t>Descripción Metodología</w:t>
+            </w:r>
+          </w:p>
+          <w:p>
+            <w:pPr>
+              <w:rPr>
+                <w:rFonts w:cstheme="minorHAnsi"/>
+                <w:color w:val="000000" w:themeColor="text1"/>
+                <w:sz w:val="18"/>
+                <w:szCs w:val="18"/>
+                <w:lang w:eastAsia="es-CL"/>
+              </w:rPr>
+            </w:pPr>
+            <w:r>
+              <w:rPr>
+                <w:rFonts w:cstheme="minorHAnsi"/>
+                <w:color w:val="000000" w:themeColor="text1"/>
+                <w:sz w:val="18"/>
+                <w:szCs w:val="18"/>
+                <w:lang w:eastAsia="es-CL"/>
+              </w:rPr>
+              <w:t>Se utilizará una metodología ágil basada en el enfoque Scrum, organizada en iteraciones (</w:t>
+            </w:r>
+            <w:proofErr w:type="spellStart"/>
+            <w:r>
+              <w:rPr>
+                <w:rFonts w:cstheme="minorHAnsi"/>
+                <w:color w:val="000000" w:themeColor="text1"/>
+                <w:sz w:val="18"/>
+                <w:szCs w:val="18"/>
+                <w:lang w:eastAsia="es-CL"/>
+              </w:rPr>
+              <w:t>sprints</w:t>
+            </w:r>
+            <w:proofErr w:type="spellEnd"/>
+            <w:r>
+              <w:rPr>
+                <w:rFonts w:cstheme="minorHAnsi"/>
+                <w:color w:val="000000" w:themeColor="text1"/>
+                <w:sz w:val="18"/>
+                <w:szCs w:val="18"/>
+                <w:lang w:eastAsia="es-CL"/>
+              </w:rPr>
+              <w:t>) semanales, permitiendo el desarrollo incremental del sistema CRM.</w:t>
+            </w:r>
+          </w:p>
+          <w:p>
+            <w:pPr>
+              <w:rPr>
+                <w:rFonts w:cstheme="minorHAnsi"/>
+                <w:color w:val="000000" w:themeColor="text1"/>
+                <w:sz w:val="18"/>
+                <w:szCs w:val="18"/>
+                <w:lang w:eastAsia="es-CL"/>
+              </w:rPr>
+            </w:pPr>
+          </w:p>
+          <w:p>
+            <w:pPr>
+              <w:rPr>
+                <w:rFonts w:cstheme="minorHAnsi"/>
+                <w:color w:val="000000" w:themeColor="text1"/>
+                <w:sz w:val="18"/>
+                <w:szCs w:val="18"/>
+                <w:lang w:eastAsia="es-CL"/>
+              </w:rPr>
+            </w:pPr>
+            <w:r>
+              <w:rPr>
+                <w:rFonts w:cstheme="minorHAnsi"/>
+                <w:color w:val="000000" w:themeColor="text1"/>
+                <w:sz w:val="18"/>
+                <w:szCs w:val="18"/>
+                <w:lang w:eastAsia="es-CL"/>
+              </w:rPr>
+              <w:t>Cada sprint incluirá las siguientes actividades:</w:t>
             </w:r>
           </w:p>
           <w:p>
             <w:pPr>
               <w:numPr>
                 <w:ilvl w:val="0"/>
-                <w:numId w:val="29"/>
+                <w:numId w:val="32"/>
               </w:numPr>
-              <w:jc w:val="both"/>
-              <w:rPr>
-                <w:rFonts w:cstheme="minorHAnsi"/>
-                <w:color w:val="000000" w:themeColor="text1"/>
-                <w:sz w:val="18"/>
-                <w:szCs w:val="18"/>
-                <w:lang w:eastAsia="es-CL"/>
-              </w:rPr>
-            </w:pPr>
-            <w:r>
-              <w:rPr>
-                <w:rFonts w:cstheme="minorHAnsi"/>
-                <w:color w:val="000000" w:themeColor="text1"/>
-                <w:sz w:val="18"/>
-                <w:szCs w:val="18"/>
-                <w:lang w:eastAsia="es-CL"/>
-              </w:rPr>
-              <w:t xml:space="preserve">Levantamiento de requerimientos </w:t>
+              <w:rPr>
+                <w:rFonts w:cstheme="minorHAnsi"/>
+                <w:color w:val="000000" w:themeColor="text1"/>
+                <w:sz w:val="18"/>
+                <w:szCs w:val="18"/>
+                <w:lang w:eastAsia="es-CL"/>
+              </w:rPr>
+            </w:pPr>
+            <w:r>
+              <w:rPr>
+                <w:rFonts w:cstheme="minorHAnsi"/>
+                <w:color w:val="000000" w:themeColor="text1"/>
+                <w:sz w:val="18"/>
+                <w:szCs w:val="18"/>
+                <w:lang w:eastAsia="es-CL"/>
+              </w:rPr>
+              <w:t xml:space="preserve">Planificación de tareas </w:t>
             </w:r>
           </w:p>
           <w:p>
             <w:pPr>
               <w:numPr>
                 <w:ilvl w:val="0"/>
-                <w:numId w:val="29"/>
+                <w:numId w:val="32"/>
               </w:numPr>
-              <w:jc w:val="both"/>
-              <w:rPr>
-                <w:rFonts w:cstheme="minorHAnsi"/>
-                <w:color w:val="000000" w:themeColor="text1"/>
-                <w:sz w:val="18"/>
-                <w:szCs w:val="18"/>
-                <w:lang w:eastAsia="es-CL"/>
-              </w:rPr>
-            </w:pPr>
-            <w:r>
-              <w:rPr>
-                <w:rFonts w:cstheme="minorHAnsi"/>
-                <w:color w:val="000000" w:themeColor="text1"/>
-                <w:sz w:val="18"/>
-                <w:szCs w:val="18"/>
-                <w:lang w:eastAsia="es-CL"/>
-              </w:rPr>
-              <w:t xml:space="preserve">Diseño del sistema </w:t>
+              <w:rPr>
+                <w:rFonts w:cstheme="minorHAnsi"/>
+                <w:color w:val="000000" w:themeColor="text1"/>
+                <w:sz w:val="18"/>
+                <w:szCs w:val="18"/>
+                <w:lang w:eastAsia="es-CL"/>
+              </w:rPr>
+            </w:pPr>
+            <w:r>
+              <w:rPr>
+                <w:rFonts w:cstheme="minorHAnsi"/>
+                <w:color w:val="000000" w:themeColor="text1"/>
+                <w:sz w:val="18"/>
+                <w:szCs w:val="18"/>
+                <w:lang w:eastAsia="es-CL"/>
+              </w:rPr>
+              <w:t xml:space="preserve">Desarrollo de funcionalidades </w:t>
             </w:r>
           </w:p>
           <w:p>
             <w:pPr>
               <w:numPr>
                 <w:ilvl w:val="0"/>
-                <w:numId w:val="29"/>
+                <w:numId w:val="32"/>
               </w:numPr>
-              <w:jc w:val="both"/>
-              <w:rPr>
-                <w:rFonts w:cstheme="minorHAnsi"/>
-                <w:color w:val="000000" w:themeColor="text1"/>
-                <w:sz w:val="18"/>
-                <w:szCs w:val="18"/>
-                <w:lang w:eastAsia="es-CL"/>
-              </w:rPr>
-            </w:pPr>
-            <w:r>
-              <w:rPr>
-                <w:rFonts w:cstheme="minorHAnsi"/>
-                <w:color w:val="000000" w:themeColor="text1"/>
-                <w:sz w:val="18"/>
-                <w:szCs w:val="18"/>
-                <w:lang w:eastAsia="es-CL"/>
-              </w:rPr>
-              <w:t xml:space="preserve">Desarrollo </w:t>
-            </w:r>
-            <w:proofErr w:type="spellStart"/>
-            <w:r>
-              <w:rPr>
-                <w:rFonts w:cstheme="minorHAnsi"/>
-                <w:color w:val="000000" w:themeColor="text1"/>
-                <w:sz w:val="18"/>
-                <w:szCs w:val="18"/>
-                <w:lang w:eastAsia="es-CL"/>
-              </w:rPr>
-              <w:t>backend</w:t>
-            </w:r>
-            <w:proofErr w:type="spellEnd"/>
-            <w:r>
-              <w:rPr>
-                <w:rFonts w:cstheme="minorHAnsi"/>
-                <w:color w:val="000000" w:themeColor="text1"/>
-                <w:sz w:val="18"/>
-                <w:szCs w:val="18"/>
-                <w:lang w:eastAsia="es-CL"/>
-              </w:rPr>
-              <w:t xml:space="preserve"> </w:t>
+              <w:rPr>
+                <w:rFonts w:cstheme="minorHAnsi"/>
+                <w:color w:val="000000" w:themeColor="text1"/>
+                <w:sz w:val="18"/>
+                <w:szCs w:val="18"/>
+                <w:lang w:eastAsia="es-CL"/>
+              </w:rPr>
+            </w:pPr>
+            <w:r>
+              <w:rPr>
+                <w:rFonts w:cstheme="minorHAnsi"/>
+                <w:color w:val="000000" w:themeColor="text1"/>
+                <w:sz w:val="18"/>
+                <w:szCs w:val="18"/>
+                <w:lang w:eastAsia="es-CL"/>
+              </w:rPr>
+              <w:t xml:space="preserve">Pruebas parciales </w:t>
             </w:r>
           </w:p>
           <w:p>
             <w:pPr>
               <w:numPr>
                 <w:ilvl w:val="0"/>
-                <w:numId w:val="29"/>
+                <w:numId w:val="32"/>
               </w:numPr>
-              <w:jc w:val="both"/>
-              <w:rPr>
-                <w:rFonts w:cstheme="minorHAnsi"/>
-                <w:color w:val="000000" w:themeColor="text1"/>
-                <w:sz w:val="18"/>
-                <w:szCs w:val="18"/>
-                <w:lang w:eastAsia="es-CL"/>
-              </w:rPr>
-            </w:pPr>
-            <w:r>
-              <w:rPr>
-                <w:rFonts w:cstheme="minorHAnsi"/>
-                <w:color w:val="000000" w:themeColor="text1"/>
-                <w:sz w:val="18"/>
-                <w:szCs w:val="18"/>
-                <w:lang w:eastAsia="es-CL"/>
-              </w:rPr>
-              <w:t xml:space="preserve">Desarrollo </w:t>
-            </w:r>
-            <w:proofErr w:type="spellStart"/>
-            <w:r>
-              <w:rPr>
-                <w:rFonts w:cstheme="minorHAnsi"/>
-                <w:color w:val="000000" w:themeColor="text1"/>
-                <w:sz w:val="18"/>
-                <w:szCs w:val="18"/>
-                <w:lang w:eastAsia="es-CL"/>
-              </w:rPr>
-              <w:t>frontend</w:t>
-            </w:r>
-            <w:proofErr w:type="spellEnd"/>
-            <w:r>
-              <w:rPr>
-                <w:rFonts w:cstheme="minorHAnsi"/>
-                <w:color w:val="000000" w:themeColor="text1"/>
-                <w:sz w:val="18"/>
-                <w:szCs w:val="18"/>
-                <w:lang w:eastAsia="es-CL"/>
-              </w:rPr>
-              <w:t xml:space="preserve"> </w:t>
+              <w:rPr>
+                <w:rFonts w:cstheme="minorHAnsi"/>
+                <w:color w:val="000000" w:themeColor="text1"/>
+                <w:sz w:val="18"/>
+                <w:szCs w:val="18"/>
+                <w:lang w:eastAsia="es-CL"/>
+              </w:rPr>
+            </w:pPr>
+            <w:r>
+              <w:rPr>
+                <w:rFonts w:cstheme="minorHAnsi"/>
+                <w:color w:val="000000" w:themeColor="text1"/>
+                <w:sz w:val="18"/>
+                <w:szCs w:val="18"/>
+                <w:lang w:eastAsia="es-CL"/>
+              </w:rPr>
+              <w:t xml:space="preserve">Revisión y ajustes </w:t>
             </w:r>
           </w:p>
           <w:p>
             <w:pPr>
               <w:numPr>
                 <w:ilvl w:val="0"/>
-                <w:numId w:val="29"/>
+                <w:numId w:val="32"/>
               </w:numPr>
-              <w:jc w:val="both"/>
-              <w:rPr>
-                <w:rFonts w:cstheme="minorHAnsi"/>
-                <w:color w:val="000000" w:themeColor="text1"/>
-                <w:sz w:val="18"/>
-                <w:szCs w:val="18"/>
-                <w:lang w:eastAsia="es-CL"/>
-              </w:rPr>
-            </w:pPr>
-            <w:r>
-              <w:rPr>
-                <w:rFonts w:cstheme="minorHAnsi"/>
-                <w:color w:val="000000" w:themeColor="text1"/>
-                <w:sz w:val="18"/>
-                <w:szCs w:val="18"/>
-                <w:lang w:eastAsia="es-CL"/>
-              </w:rPr>
-              <w:t xml:space="preserve">Integración </w:t>
+              <w:rPr>
+                <w:rFonts w:cstheme="minorHAnsi"/>
+                <w:color w:val="000000" w:themeColor="text1"/>
+                <w:sz w:val="18"/>
+                <w:szCs w:val="18"/>
+                <w:lang w:eastAsia="es-CL"/>
+              </w:rPr>
+            </w:pPr>
+          </w:p>
+          <w:p>
+            <w:pPr>
+              <w:rPr>
+                <w:rFonts w:cstheme="minorHAnsi"/>
+                <w:color w:val="000000" w:themeColor="text1"/>
+                <w:sz w:val="18"/>
+                <w:szCs w:val="18"/>
+                <w:lang w:eastAsia="es-CL"/>
+              </w:rPr>
+            </w:pPr>
+            <w:r>
+              <w:rPr>
+                <w:rFonts w:cstheme="minorHAnsi"/>
+                <w:color w:val="000000" w:themeColor="text1"/>
+                <w:sz w:val="18"/>
+                <w:szCs w:val="18"/>
+                <w:lang w:eastAsia="es-CL"/>
+              </w:rPr>
+              <w:t>Etapas del proyecto:</w:t>
             </w:r>
           </w:p>
           <w:p>
             <w:pPr>
               <w:numPr>
                 <w:ilvl w:val="0"/>
-                <w:numId w:val="29"/>
+                <w:numId w:val="33"/>
               </w:numPr>
-              <w:jc w:val="both"/>
-              <w:rPr>
-                <w:rFonts w:cstheme="minorHAnsi"/>
-                <w:color w:val="000000" w:themeColor="text1"/>
-                <w:sz w:val="18"/>
-                <w:szCs w:val="18"/>
-                <w:lang w:eastAsia="es-CL"/>
-              </w:rPr>
-            </w:pPr>
-            <w:r>
-              <w:rPr>
-                <w:rFonts w:cstheme="minorHAnsi"/>
-                <w:color w:val="000000" w:themeColor="text1"/>
-                <w:sz w:val="18"/>
-                <w:szCs w:val="18"/>
-                <w:lang w:eastAsia="es-CL"/>
-              </w:rPr>
-              <w:t xml:space="preserve">Pruebas </w:t>
+              <w:rPr>
+                <w:rFonts w:cstheme="minorHAnsi"/>
+                <w:color w:val="000000" w:themeColor="text1"/>
+                <w:sz w:val="18"/>
+                <w:szCs w:val="18"/>
+                <w:lang w:eastAsia="es-CL"/>
+              </w:rPr>
+            </w:pPr>
+            <w:r>
+              <w:rPr>
+                <w:rFonts w:cstheme="minorHAnsi"/>
+                <w:color w:val="000000" w:themeColor="text1"/>
+                <w:sz w:val="18"/>
+                <w:szCs w:val="18"/>
+                <w:lang w:eastAsia="es-CL"/>
+              </w:rPr>
+              <w:t>Levantamiento de requerimientos</w:t>
+            </w:r>
+            <w:r>
+              <w:rPr>
+                <w:rFonts w:cstheme="minorHAnsi"/>
+                <w:color w:val="000000" w:themeColor="text1"/>
+                <w:sz w:val="18"/>
+                <w:szCs w:val="18"/>
+                <w:lang w:eastAsia="es-CL"/>
+              </w:rPr>
+              <w:br/>
+              <w:t xml:space="preserve">Identificación de necesidades del sistema mediante análisis del problema y definición de funcionalidades principales (MVP). </w:t>
             </w:r>
           </w:p>
           <w:p>
             <w:pPr>
               <w:numPr>
                 <w:ilvl w:val="0"/>
-                <w:numId w:val="29"/>
+                <w:numId w:val="33"/>
               </w:numPr>
-              <w:jc w:val="both"/>
-              <w:rPr>
-                <w:rFonts w:cstheme="minorHAnsi"/>
-                <w:color w:val="000000" w:themeColor="text1"/>
-                <w:sz w:val="18"/>
-                <w:szCs w:val="18"/>
-                <w:lang w:eastAsia="es-CL"/>
-              </w:rPr>
-            </w:pPr>
-            <w:r>
-              <w:rPr>
-                <w:rFonts w:cstheme="minorHAnsi"/>
-                <w:color w:val="000000" w:themeColor="text1"/>
-                <w:sz w:val="18"/>
-                <w:szCs w:val="18"/>
-                <w:lang w:eastAsia="es-CL"/>
-              </w:rPr>
-              <w:t xml:space="preserve">Implementación </w:t>
-            </w:r>
-          </w:p>
-          <w:p>
-            <w:pPr>
-              <w:ind w:left="720"/>
-              <w:jc w:val="both"/>
-              <w:rPr>
-                <w:rFonts w:cstheme="minorHAnsi"/>
-                <w:color w:val="000000" w:themeColor="text1"/>
-                <w:sz w:val="18"/>
-                <w:szCs w:val="18"/>
-                <w:lang w:eastAsia="es-CL"/>
-              </w:rPr>
-            </w:pPr>
-          </w:p>
-          <w:p>
-            <w:pPr>
-              <w:jc w:val="both"/>
-              <w:rPr>
-                <w:rFonts w:cstheme="minorHAnsi"/>
-                <w:color w:val="000000" w:themeColor="text1"/>
-                <w:sz w:val="18"/>
-                <w:szCs w:val="18"/>
-                <w:lang w:eastAsia="es-CL"/>
-              </w:rPr>
-            </w:pPr>
-            <w:r>
-              <w:rPr>
-                <w:rFonts w:cstheme="minorHAnsi"/>
-                <w:color w:val="000000" w:themeColor="text1"/>
-                <w:sz w:val="18"/>
-                <w:szCs w:val="18"/>
-                <w:lang w:eastAsia="es-CL"/>
-              </w:rPr>
-              <w:t>Se utilizarán herramientas como:</w:t>
+              <w:rPr>
+                <w:rFonts w:cstheme="minorHAnsi"/>
+                <w:color w:val="000000" w:themeColor="text1"/>
+                <w:sz w:val="18"/>
+                <w:szCs w:val="18"/>
+                <w:lang w:eastAsia="es-CL"/>
+              </w:rPr>
+            </w:pPr>
+            <w:r>
+              <w:rPr>
+                <w:rFonts w:cstheme="minorHAnsi"/>
+                <w:color w:val="000000" w:themeColor="text1"/>
+                <w:sz w:val="18"/>
+                <w:szCs w:val="18"/>
+                <w:lang w:eastAsia="es-CL"/>
+              </w:rPr>
+              <w:t>Diseño del sistema</w:t>
+            </w:r>
+            <w:r>
+              <w:rPr>
+                <w:rFonts w:cstheme="minorHAnsi"/>
+                <w:color w:val="000000" w:themeColor="text1"/>
+                <w:sz w:val="18"/>
+                <w:szCs w:val="18"/>
+                <w:lang w:eastAsia="es-CL"/>
+              </w:rPr>
+              <w:br/>
+              <w:t xml:space="preserve">Modelamiento de la arquitectura, base de datos (modelo relacional) y diseño de interfaces. </w:t>
             </w:r>
           </w:p>
           <w:p>
             <w:pPr>
               <w:numPr>
                 <w:ilvl w:val="0"/>
-                <w:numId w:val="30"/>
+                <w:numId w:val="33"/>
               </w:numPr>
-              <w:jc w:val="both"/>
-              <w:rPr>
-                <w:rFonts w:cstheme="minorHAnsi"/>
-                <w:color w:val="000000" w:themeColor="text1"/>
-                <w:sz w:val="18"/>
-                <w:szCs w:val="18"/>
-                <w:lang w:eastAsia="es-CL"/>
-              </w:rPr>
-            </w:pPr>
+              <w:rPr>
+                <w:rFonts w:cstheme="minorHAnsi"/>
+                <w:color w:val="000000" w:themeColor="text1"/>
+                <w:sz w:val="18"/>
+                <w:szCs w:val="18"/>
+                <w:lang w:eastAsia="es-CL"/>
+              </w:rPr>
+            </w:pPr>
+            <w:r>
+              <w:rPr>
+                <w:rFonts w:cstheme="minorHAnsi"/>
+                <w:color w:val="000000" w:themeColor="text1"/>
+                <w:sz w:val="18"/>
+                <w:szCs w:val="18"/>
+                <w:lang w:eastAsia="es-CL"/>
+              </w:rPr>
+              <w:t xml:space="preserve">Desarrollo </w:t>
+            </w:r>
             <w:proofErr w:type="spellStart"/>
             <w:r>
               <w:rPr>
@@ -3444,6 +3440,29 @@
                 <w:szCs w:val="18"/>
                 <w:lang w:eastAsia="es-CL"/>
               </w:rPr>
+              <w:t>backend</w:t>
+            </w:r>
+            <w:proofErr w:type="spellEnd"/>
+            <w:r>
+              <w:rPr>
+                <w:rFonts w:cstheme="minorHAnsi"/>
+                <w:color w:val="000000" w:themeColor="text1"/>
+                <w:sz w:val="18"/>
+                <w:szCs w:val="18"/>
+                <w:lang w:eastAsia="es-CL"/>
+              </w:rPr>
+              <w:br/>
+              <w:t xml:space="preserve">Construcción de la API REST utilizando </w:t>
+            </w:r>
+            <w:proofErr w:type="spellStart"/>
+            <w:r>
+              <w:rPr>
+                <w:rFonts w:cstheme="minorHAnsi"/>
+                <w:color w:val="000000" w:themeColor="text1"/>
+                <w:sz w:val="18"/>
+                <w:szCs w:val="18"/>
+                <w:lang w:eastAsia="es-CL"/>
+              </w:rPr>
               <w:t>FastAPI</w:t>
             </w:r>
             <w:proofErr w:type="spellEnd"/>
@@ -3455,55 +3474,32 @@
                 <w:szCs w:val="18"/>
                 <w:lang w:eastAsia="es-CL"/>
               </w:rPr>
-              <w:t xml:space="preserve"> (</w:t>
-            </w:r>
-            <w:proofErr w:type="spellStart"/>
-            <w:r>
-              <w:rPr>
-                <w:rFonts w:cstheme="minorHAnsi"/>
-                <w:color w:val="000000" w:themeColor="text1"/>
-                <w:sz w:val="18"/>
-                <w:szCs w:val="18"/>
-                <w:lang w:eastAsia="es-CL"/>
-              </w:rPr>
-              <w:t>backend</w:t>
-            </w:r>
-            <w:proofErr w:type="spellEnd"/>
-            <w:r>
-              <w:rPr>
-                <w:rFonts w:cstheme="minorHAnsi"/>
-                <w:color w:val="000000" w:themeColor="text1"/>
-                <w:sz w:val="18"/>
-                <w:szCs w:val="18"/>
-                <w:lang w:eastAsia="es-CL"/>
-              </w:rPr>
-              <w:t xml:space="preserve">) </w:t>
+              <w:t xml:space="preserve">, incluyendo lógica de negocio y conexión con base de datos. </w:t>
             </w:r>
           </w:p>
           <w:p>
             <w:pPr>
               <w:numPr>
                 <w:ilvl w:val="0"/>
-                <w:numId w:val="30"/>
+                <w:numId w:val="33"/>
               </w:numPr>
-              <w:jc w:val="both"/>
-              <w:rPr>
-                <w:rFonts w:cstheme="minorHAnsi"/>
-                <w:color w:val="000000" w:themeColor="text1"/>
-                <w:sz w:val="18"/>
-                <w:szCs w:val="18"/>
-                <w:lang w:eastAsia="es-CL"/>
-              </w:rPr>
-            </w:pPr>
-            <w:r>
-              <w:rPr>
-                <w:rFonts w:cstheme="minorHAnsi"/>
-                <w:color w:val="000000" w:themeColor="text1"/>
-                <w:sz w:val="18"/>
-                <w:szCs w:val="18"/>
-                <w:lang w:eastAsia="es-CL"/>
-              </w:rPr>
-              <w:t>Angular (</w:t>
+              <w:rPr>
+                <w:rFonts w:cstheme="minorHAnsi"/>
+                <w:color w:val="000000" w:themeColor="text1"/>
+                <w:sz w:val="18"/>
+                <w:szCs w:val="18"/>
+                <w:lang w:eastAsia="es-CL"/>
+              </w:rPr>
+            </w:pPr>
+            <w:r>
+              <w:rPr>
+                <w:rFonts w:cstheme="minorHAnsi"/>
+                <w:color w:val="000000" w:themeColor="text1"/>
+                <w:sz w:val="18"/>
+                <w:szCs w:val="18"/>
+                <w:lang w:eastAsia="es-CL"/>
+              </w:rPr>
+              <w:t xml:space="preserve">Desarrollo </w:t>
             </w:r>
             <w:proofErr w:type="spellStart"/>
             <w:r>
@@ -3525,15 +3521,324 @@
                 <w:szCs w:val="18"/>
                 <w:lang w:eastAsia="es-CL"/>
               </w:rPr>
-              <w:t xml:space="preserve">) </w:t>
+              <w:br/>
+              <w:t xml:space="preserve">Desarrollo de la interfaz de usuario utilizando Angular, enfocada en usabilidad y experiencia de usuario. </w:t>
             </w:r>
           </w:p>
           <w:p>
             <w:pPr>
               <w:numPr>
                 <w:ilvl w:val="0"/>
-                <w:numId w:val="30"/>
+                <w:numId w:val="33"/>
               </w:numPr>
+              <w:rPr>
+                <w:rFonts w:cstheme="minorHAnsi"/>
+                <w:color w:val="000000" w:themeColor="text1"/>
+                <w:sz w:val="18"/>
+                <w:szCs w:val="18"/>
+                <w:lang w:eastAsia="es-CL"/>
+              </w:rPr>
+            </w:pPr>
+            <w:r>
+              <w:rPr>
+                <w:rFonts w:cstheme="minorHAnsi"/>
+                <w:color w:val="000000" w:themeColor="text1"/>
+                <w:sz w:val="18"/>
+                <w:szCs w:val="18"/>
+                <w:lang w:eastAsia="es-CL"/>
+              </w:rPr>
+              <w:t>Integración del sistema</w:t>
+            </w:r>
+            <w:r>
+              <w:rPr>
+                <w:rFonts w:cstheme="minorHAnsi"/>
+                <w:color w:val="000000" w:themeColor="text1"/>
+                <w:sz w:val="18"/>
+                <w:szCs w:val="18"/>
+                <w:lang w:eastAsia="es-CL"/>
+              </w:rPr>
+              <w:br/>
+              <w:t xml:space="preserve">Conexión entre </w:t>
+            </w:r>
+            <w:proofErr w:type="spellStart"/>
+            <w:r>
+              <w:rPr>
+                <w:rFonts w:cstheme="minorHAnsi"/>
+                <w:color w:val="000000" w:themeColor="text1"/>
+                <w:sz w:val="18"/>
+                <w:szCs w:val="18"/>
+                <w:lang w:eastAsia="es-CL"/>
+              </w:rPr>
+              <w:t>frontend</w:t>
+            </w:r>
+            <w:proofErr w:type="spellEnd"/>
+            <w:r>
+              <w:rPr>
+                <w:rFonts w:cstheme="minorHAnsi"/>
+                <w:color w:val="000000" w:themeColor="text1"/>
+                <w:sz w:val="18"/>
+                <w:szCs w:val="18"/>
+                <w:lang w:eastAsia="es-CL"/>
+              </w:rPr>
+              <w:t xml:space="preserve">, </w:t>
+            </w:r>
+            <w:proofErr w:type="spellStart"/>
+            <w:r>
+              <w:rPr>
+                <w:rFonts w:cstheme="minorHAnsi"/>
+                <w:color w:val="000000" w:themeColor="text1"/>
+                <w:sz w:val="18"/>
+                <w:szCs w:val="18"/>
+                <w:lang w:eastAsia="es-CL"/>
+              </w:rPr>
+              <w:t>backend</w:t>
+            </w:r>
+            <w:proofErr w:type="spellEnd"/>
+            <w:r>
+              <w:rPr>
+                <w:rFonts w:cstheme="minorHAnsi"/>
+                <w:color w:val="000000" w:themeColor="text1"/>
+                <w:sz w:val="18"/>
+                <w:szCs w:val="18"/>
+                <w:lang w:eastAsia="es-CL"/>
+              </w:rPr>
+              <w:t xml:space="preserve"> y base de datos, validando el flujo completo de datos. </w:t>
+            </w:r>
+          </w:p>
+          <w:p>
+            <w:pPr>
+              <w:numPr>
+                <w:ilvl w:val="0"/>
+                <w:numId w:val="33"/>
+              </w:numPr>
+              <w:rPr>
+                <w:rFonts w:cstheme="minorHAnsi"/>
+                <w:color w:val="000000" w:themeColor="text1"/>
+                <w:sz w:val="18"/>
+                <w:szCs w:val="18"/>
+                <w:lang w:eastAsia="es-CL"/>
+              </w:rPr>
+            </w:pPr>
+            <w:r>
+              <w:rPr>
+                <w:rFonts w:cstheme="minorHAnsi"/>
+                <w:color w:val="000000" w:themeColor="text1"/>
+                <w:sz w:val="18"/>
+                <w:szCs w:val="18"/>
+                <w:lang w:eastAsia="es-CL"/>
+              </w:rPr>
+              <w:t>Pruebas</w:t>
+            </w:r>
+            <w:r>
+              <w:rPr>
+                <w:rFonts w:cstheme="minorHAnsi"/>
+                <w:color w:val="000000" w:themeColor="text1"/>
+                <w:sz w:val="18"/>
+                <w:szCs w:val="18"/>
+                <w:lang w:eastAsia="es-CL"/>
+              </w:rPr>
+              <w:br/>
+              <w:t xml:space="preserve">Ejecución de pruebas funcionales, validación de datos y corrección de errores. </w:t>
+            </w:r>
+          </w:p>
+          <w:p>
+            <w:pPr>
+              <w:numPr>
+                <w:ilvl w:val="0"/>
+                <w:numId w:val="33"/>
+              </w:numPr>
+              <w:rPr>
+                <w:rFonts w:cstheme="minorHAnsi"/>
+                <w:color w:val="000000" w:themeColor="text1"/>
+                <w:sz w:val="18"/>
+                <w:szCs w:val="18"/>
+                <w:lang w:eastAsia="es-CL"/>
+              </w:rPr>
+            </w:pPr>
+            <w:r>
+              <w:rPr>
+                <w:rFonts w:cstheme="minorHAnsi"/>
+                <w:color w:val="000000" w:themeColor="text1"/>
+                <w:sz w:val="18"/>
+                <w:szCs w:val="18"/>
+                <w:lang w:eastAsia="es-CL"/>
+              </w:rPr>
+              <w:t>Implementación</w:t>
+            </w:r>
+            <w:r>
+              <w:rPr>
+                <w:rFonts w:cstheme="minorHAnsi"/>
+                <w:color w:val="000000" w:themeColor="text1"/>
+                <w:sz w:val="18"/>
+                <w:szCs w:val="18"/>
+                <w:lang w:eastAsia="es-CL"/>
+              </w:rPr>
+              <w:br/>
+              <w:t xml:space="preserve">Despliegue del sistema en entorno de prueba o producción. </w:t>
+            </w:r>
+          </w:p>
+          <w:p>
+            <w:pPr>
+              <w:jc w:val="both"/>
+              <w:rPr>
+                <w:rFonts w:cstheme="minorHAnsi"/>
+                <w:color w:val="000000" w:themeColor="text1"/>
+                <w:sz w:val="18"/>
+                <w:szCs w:val="18"/>
+                <w:lang w:eastAsia="es-CL"/>
+              </w:rPr>
+            </w:pPr>
+            <w:r>
+              <w:rPr>
+                <w:rFonts w:cstheme="minorHAnsi"/>
+                <w:color w:val="000000" w:themeColor="text1"/>
+                <w:sz w:val="18"/>
+                <w:szCs w:val="18"/>
+                <w:lang w:eastAsia="es-CL"/>
+              </w:rPr>
+              <w:pict w14:anchorId="60CB1A5F">
+                <v:rect id="_x0000_i1025" style="width:0;height:1.5pt" o:hralign="center" o:hrstd="t" o:hr="t" fillcolor="#a0a0a0" stroked="f"/>
+              </w:pict>
+            </w:r>
+          </w:p>
+          <w:p>
+            <w:pPr>
+              <w:jc w:val="both"/>
+              <w:rPr>
+                <w:rFonts w:cstheme="minorHAnsi"/>
+                <w:color w:val="000000" w:themeColor="text1"/>
+                <w:sz w:val="18"/>
+                <w:szCs w:val="18"/>
+                <w:lang w:eastAsia="es-CL"/>
+              </w:rPr>
+            </w:pPr>
+            <w:r>
+              <w:rPr>
+                <w:rFonts w:cstheme="minorHAnsi"/>
+                <w:b/>
+                <w:bCs/>
+                <w:color w:val="000000" w:themeColor="text1"/>
+                <w:sz w:val="18"/>
+                <w:szCs w:val="18"/>
+                <w:lang w:eastAsia="es-CL"/>
+              </w:rPr>
+              <w:t>Herramientas tecnológicas:</w:t>
+            </w:r>
+          </w:p>
+          <w:p>
+            <w:pPr>
+              <w:numPr>
+                <w:ilvl w:val="0"/>
+                <w:numId w:val="34"/>
+              </w:numPr>
+              <w:jc w:val="both"/>
+              <w:rPr>
+                <w:rFonts w:cstheme="minorHAnsi"/>
+                <w:color w:val="000000" w:themeColor="text1"/>
+                <w:sz w:val="18"/>
+                <w:szCs w:val="18"/>
+                <w:lang w:eastAsia="es-CL"/>
+              </w:rPr>
+            </w:pPr>
+            <w:proofErr w:type="spellStart"/>
+            <w:r>
+              <w:rPr>
+                <w:rFonts w:cstheme="minorHAnsi"/>
+                <w:color w:val="000000" w:themeColor="text1"/>
+                <w:sz w:val="18"/>
+                <w:szCs w:val="18"/>
+                <w:lang w:eastAsia="es-CL"/>
+              </w:rPr>
+              <w:t>FastAPI</w:t>
+            </w:r>
+            <w:proofErr w:type="spellEnd"/>
+            <w:r>
+              <w:rPr>
+                <w:rFonts w:cstheme="minorHAnsi"/>
+                <w:color w:val="000000" w:themeColor="text1"/>
+                <w:sz w:val="18"/>
+                <w:szCs w:val="18"/>
+                <w:lang w:eastAsia="es-CL"/>
+              </w:rPr>
+              <w:t xml:space="preserve"> (</w:t>
+            </w:r>
+            <w:proofErr w:type="spellStart"/>
+            <w:r>
+              <w:rPr>
+                <w:rFonts w:cstheme="minorHAnsi"/>
+                <w:color w:val="000000" w:themeColor="text1"/>
+                <w:sz w:val="18"/>
+                <w:szCs w:val="18"/>
+                <w:lang w:eastAsia="es-CL"/>
+              </w:rPr>
+              <w:t>backend</w:t>
+            </w:r>
+            <w:proofErr w:type="spellEnd"/>
+            <w:r>
+              <w:rPr>
+                <w:rFonts w:cstheme="minorHAnsi"/>
+                <w:color w:val="000000" w:themeColor="text1"/>
+                <w:sz w:val="18"/>
+                <w:szCs w:val="18"/>
+                <w:lang w:eastAsia="es-CL"/>
+              </w:rPr>
+              <w:t xml:space="preserve">) </w:t>
+            </w:r>
+          </w:p>
+          <w:p>
+            <w:pPr>
+              <w:numPr>
+                <w:ilvl w:val="0"/>
+                <w:numId w:val="34"/>
+              </w:numPr>
+              <w:jc w:val="both"/>
+              <w:rPr>
+                <w:rFonts w:cstheme="minorHAnsi"/>
+                <w:color w:val="000000" w:themeColor="text1"/>
+                <w:sz w:val="18"/>
+                <w:szCs w:val="18"/>
+                <w:lang w:eastAsia="es-CL"/>
+              </w:rPr>
+            </w:pPr>
+            <w:r>
+              <w:rPr>
+                <w:rFonts w:cstheme="minorHAnsi"/>
+                <w:color w:val="000000" w:themeColor="text1"/>
+                <w:sz w:val="18"/>
+                <w:szCs w:val="18"/>
+                <w:lang w:eastAsia="es-CL"/>
+              </w:rPr>
+              <w:t>Angular (</w:t>
+            </w:r>
+            <w:proofErr w:type="spellStart"/>
+            <w:r>
+              <w:rPr>
+                <w:rFonts w:cstheme="minorHAnsi"/>
+                <w:color w:val="000000" w:themeColor="text1"/>
+                <w:sz w:val="18"/>
+                <w:szCs w:val="18"/>
+                <w:lang w:eastAsia="es-CL"/>
+              </w:rPr>
+              <w:t>frontend</w:t>
+            </w:r>
+            <w:proofErr w:type="spellEnd"/>
+            <w:r>
+              <w:rPr>
+                <w:rFonts w:cstheme="minorHAnsi"/>
+                <w:color w:val="000000" w:themeColor="text1"/>
+                <w:sz w:val="18"/>
+                <w:szCs w:val="18"/>
+                <w:lang w:eastAsia="es-CL"/>
+              </w:rPr>
+              <w:t xml:space="preserve">) </w:t>
+            </w:r>
+          </w:p>
+          <w:p>
+            <w:pPr>
+              <w:numPr>
+                <w:ilvl w:val="0"/>
+                <w:numId w:val="34"/>
+              </w:numPr>
               <w:jc w:val="both"/>
               <w:rPr>
                 <w:rFonts w:cstheme="minorHAnsi"/>
@@ -3556,83 +3861,376 @@
           </w:p>
           <w:p>
             <w:pPr>
-              <w:jc w:val="both"/>
-              <w:rPr>
-                <w:rFonts w:cstheme="minorHAnsi"/>
-                <w:color w:val="000000" w:themeColor="text1"/>
-                <w:sz w:val="18"/>
-                <w:szCs w:val="18"/>
-                <w:lang w:eastAsia="es-CL"/>
-              </w:rPr>
-            </w:pPr>
-          </w:p>
-          <w:p>
-            <w:pPr>
-              <w:jc w:val="both"/>
-              <w:rPr>
-                <w:rFonts w:cstheme="minorHAnsi"/>
-                <w:color w:val="000000" w:themeColor="text1"/>
-                <w:sz w:val="18"/>
-                <w:szCs w:val="18"/>
-                <w:lang w:eastAsia="es-CL"/>
-              </w:rPr>
-            </w:pPr>
-            <w:r>
-              <w:rPr>
-                <w:rFonts w:cstheme="minorHAnsi"/>
-                <w:color w:val="000000" w:themeColor="text1"/>
-                <w:sz w:val="18"/>
-                <w:szCs w:val="18"/>
-                <w:highlight w:val="yellow"/>
-                <w:lang w:eastAsia="es-CL"/>
-              </w:rPr>
-              <w:t xml:space="preserve">Agregar roles como producto </w:t>
-            </w:r>
+              <w:numPr>
+                <w:ilvl w:val="0"/>
+                <w:numId w:val="34"/>
+              </w:numPr>
+              <w:jc w:val="both"/>
+              <w:rPr>
+                <w:rFonts w:cstheme="minorHAnsi"/>
+                <w:color w:val="000000" w:themeColor="text1"/>
+                <w:sz w:val="18"/>
+                <w:szCs w:val="18"/>
+                <w:lang w:eastAsia="es-CL"/>
+              </w:rPr>
+            </w:pPr>
+            <w:r>
+              <w:rPr>
+                <w:rFonts w:cstheme="minorHAnsi"/>
+                <w:color w:val="000000" w:themeColor="text1"/>
+                <w:sz w:val="18"/>
+                <w:szCs w:val="18"/>
+                <w:lang w:eastAsia="es-CL"/>
+              </w:rPr>
+              <w:t xml:space="preserve">GitHub (control de versiones) </w:t>
+            </w:r>
+          </w:p>
+          <w:p>
+            <w:pPr>
+              <w:jc w:val="both"/>
+              <w:rPr>
+                <w:rFonts w:cstheme="minorHAnsi"/>
+                <w:color w:val="000000" w:themeColor="text1"/>
+                <w:sz w:val="18"/>
+                <w:szCs w:val="18"/>
+                <w:lang w:eastAsia="es-CL"/>
+              </w:rPr>
+            </w:pPr>
+            <w:r>
+              <w:rPr>
+                <w:rFonts w:cstheme="minorHAnsi"/>
+                <w:color w:val="000000" w:themeColor="text1"/>
+                <w:sz w:val="18"/>
+                <w:szCs w:val="18"/>
+                <w:lang w:eastAsia="es-CL"/>
+              </w:rPr>
+              <w:pict w14:anchorId="6ABFA798">
+                <v:rect id="_x0000_i1026" style="width:0;height:1.5pt" o:hralign="center" o:hrstd="t" o:hr="t" fillcolor="#a0a0a0" stroked="f"/>
+              </w:pict>
+            </w:r>
+          </w:p>
+          <w:p>
+            <w:pPr>
+              <w:jc w:val="both"/>
+              <w:rPr>
+                <w:rFonts w:cstheme="minorHAnsi"/>
+                <w:b/>
+                <w:bCs/>
+                <w:color w:val="000000" w:themeColor="text1"/>
+                <w:sz w:val="18"/>
+                <w:szCs w:val="18"/>
+                <w:lang w:eastAsia="es-CL"/>
+              </w:rPr>
+            </w:pPr>
+          </w:p>
+          <w:p>
+            <w:pPr>
+              <w:jc w:val="both"/>
+              <w:rPr>
+                <w:rFonts w:cstheme="minorHAnsi"/>
+                <w:b/>
+                <w:bCs/>
+                <w:color w:val="000000" w:themeColor="text1"/>
+                <w:sz w:val="18"/>
+                <w:szCs w:val="18"/>
+                <w:lang w:eastAsia="es-CL"/>
+              </w:rPr>
+            </w:pPr>
+          </w:p>
+          <w:p>
+            <w:pPr>
+              <w:jc w:val="both"/>
+              <w:rPr>
+                <w:rFonts w:cstheme="minorHAnsi"/>
+                <w:b/>
+                <w:bCs/>
+                <w:color w:val="000000" w:themeColor="text1"/>
+                <w:sz w:val="18"/>
+                <w:szCs w:val="18"/>
+                <w:lang w:eastAsia="es-CL"/>
+              </w:rPr>
+            </w:pPr>
+          </w:p>
+          <w:p>
+            <w:pPr>
+              <w:jc w:val="both"/>
+              <w:rPr>
+                <w:rFonts w:cstheme="minorHAnsi"/>
+                <w:color w:val="000000" w:themeColor="text1"/>
+                <w:sz w:val="18"/>
+                <w:szCs w:val="18"/>
+                <w:lang w:eastAsia="es-CL"/>
+              </w:rPr>
+            </w:pPr>
+            <w:r>
+              <w:rPr>
+                <w:rFonts w:cstheme="minorHAnsi"/>
+                <w:b/>
+                <w:bCs/>
+                <w:color w:val="000000" w:themeColor="text1"/>
+                <w:sz w:val="18"/>
+                <w:szCs w:val="18"/>
+                <w:lang w:eastAsia="es-CL"/>
+              </w:rPr>
+              <w:t>Roles del proyecto:</w:t>
+            </w:r>
+          </w:p>
+          <w:p>
+            <w:pPr>
+              <w:numPr>
+                <w:ilvl w:val="0"/>
+                <w:numId w:val="35"/>
+              </w:numPr>
+              <w:jc w:val="both"/>
+              <w:rPr>
+                <w:rFonts w:cstheme="minorHAnsi"/>
+                <w:color w:val="000000" w:themeColor="text1"/>
+                <w:sz w:val="18"/>
+                <w:szCs w:val="18"/>
+                <w:lang w:eastAsia="es-CL"/>
+              </w:rPr>
+            </w:pPr>
             <w:proofErr w:type="spellStart"/>
             <w:r>
               <w:rPr>
                 <w:rFonts w:cstheme="minorHAnsi"/>
-                <w:color w:val="000000" w:themeColor="text1"/>
-                <w:sz w:val="18"/>
-                <w:szCs w:val="18"/>
-                <w:highlight w:val="yellow"/>
-                <w:lang w:eastAsia="es-CL"/>
-              </w:rPr>
-              <w:t>owner</w:t>
+                <w:b/>
+                <w:bCs/>
+                <w:color w:val="000000" w:themeColor="text1"/>
+                <w:sz w:val="18"/>
+                <w:szCs w:val="18"/>
+                <w:lang w:eastAsia="es-CL"/>
+              </w:rPr>
+              <w:t>Product</w:t>
             </w:r>
             <w:proofErr w:type="spellEnd"/>
             <w:r>
               <w:rPr>
                 <w:rFonts w:cstheme="minorHAnsi"/>
-                <w:color w:val="000000" w:themeColor="text1"/>
-                <w:sz w:val="18"/>
-                <w:szCs w:val="18"/>
-                <w:highlight w:val="yellow"/>
-                <w:lang w:eastAsia="es-CL"/>
-              </w:rPr>
-              <w:t>,</w:t>
-            </w:r>
-            <w:r>
-              <w:rPr>
-                <w:rFonts w:cstheme="minorHAnsi"/>
-                <w:color w:val="000000" w:themeColor="text1"/>
-                <w:sz w:val="18"/>
-                <w:szCs w:val="18"/>
-                <w:highlight w:val="yellow"/>
-                <w:lang w:eastAsia="es-CL"/>
-              </w:rPr>
-              <w:t xml:space="preserve"> scrum master</w:t>
-            </w:r>
-            <w:r>
-              <w:rPr>
-                <w:rFonts w:cstheme="minorHAnsi"/>
-                <w:color w:val="000000" w:themeColor="text1"/>
-                <w:sz w:val="18"/>
-                <w:szCs w:val="18"/>
-                <w:highlight w:val="yellow"/>
-                <w:lang w:eastAsia="es-CL"/>
-              </w:rPr>
-              <w:t xml:space="preserve"> desarrolladores etc.</w:t>
+                <w:b/>
+                <w:bCs/>
+                <w:color w:val="000000" w:themeColor="text1"/>
+                <w:sz w:val="18"/>
+                <w:szCs w:val="18"/>
+                <w:lang w:eastAsia="es-CL"/>
+              </w:rPr>
+              <w:t xml:space="preserve"> Owner</w:t>
+            </w:r>
+            <w:r>
+              <w:rPr>
+                <w:rFonts w:cstheme="minorHAnsi"/>
+                <w:b/>
+                <w:bCs/>
+                <w:color w:val="000000" w:themeColor="text1"/>
+                <w:sz w:val="18"/>
+                <w:szCs w:val="18"/>
+                <w:lang w:eastAsia="es-CL"/>
+              </w:rPr>
+              <w:t xml:space="preserve"> Johao Ramírez</w:t>
+            </w:r>
+            <w:r>
+              <w:rPr>
+                <w:rFonts w:cstheme="minorHAnsi"/>
+                <w:b/>
+                <w:bCs/>
+                <w:color w:val="000000" w:themeColor="text1"/>
+                <w:sz w:val="18"/>
+                <w:szCs w:val="18"/>
+                <w:lang w:eastAsia="es-CL"/>
+              </w:rPr>
+              <w:t>:</w:t>
+            </w:r>
+            <w:r>
+              <w:rPr>
+                <w:rFonts w:cstheme="minorHAnsi"/>
+                <w:color w:val="000000" w:themeColor="text1"/>
+                <w:sz w:val="18"/>
+                <w:szCs w:val="18"/>
+                <w:lang w:eastAsia="es-CL"/>
+              </w:rPr>
+              <w:t xml:space="preserve"> Define requerimientos y prioridades del sistema </w:t>
+            </w:r>
+          </w:p>
+          <w:p>
+            <w:pPr>
+              <w:numPr>
+                <w:ilvl w:val="0"/>
+                <w:numId w:val="35"/>
+              </w:numPr>
+              <w:jc w:val="both"/>
+              <w:rPr>
+                <w:rFonts w:cstheme="minorHAnsi"/>
+                <w:color w:val="000000" w:themeColor="text1"/>
+                <w:sz w:val="18"/>
+                <w:szCs w:val="18"/>
+                <w:lang w:eastAsia="es-CL"/>
+              </w:rPr>
+            </w:pPr>
+            <w:r>
+              <w:rPr>
+                <w:rFonts w:cstheme="minorHAnsi"/>
+                <w:b/>
+                <w:bCs/>
+                <w:color w:val="000000" w:themeColor="text1"/>
+                <w:sz w:val="18"/>
+                <w:szCs w:val="18"/>
+                <w:lang w:eastAsia="es-CL"/>
+              </w:rPr>
+              <w:t xml:space="preserve">Scrum </w:t>
+            </w:r>
+            <w:proofErr w:type="gramStart"/>
+            <w:r>
+              <w:rPr>
+                <w:rFonts w:cstheme="minorHAnsi"/>
+                <w:b/>
+                <w:bCs/>
+                <w:color w:val="000000" w:themeColor="text1"/>
+                <w:sz w:val="18"/>
+                <w:szCs w:val="18"/>
+                <w:lang w:eastAsia="es-CL"/>
+              </w:rPr>
+              <w:t>Master</w:t>
+            </w:r>
+            <w:proofErr w:type="gramEnd"/>
+            <w:r>
+              <w:rPr>
+                <w:rFonts w:cstheme="minorHAnsi"/>
+                <w:b/>
+                <w:bCs/>
+                <w:color w:val="000000" w:themeColor="text1"/>
+                <w:sz w:val="18"/>
+                <w:szCs w:val="18"/>
+                <w:lang w:eastAsia="es-CL"/>
+              </w:rPr>
+              <w:t xml:space="preserve"> Johao Ramírez</w:t>
+            </w:r>
+            <w:r>
+              <w:rPr>
+                <w:rFonts w:cstheme="minorHAnsi"/>
+                <w:b/>
+                <w:bCs/>
+                <w:color w:val="000000" w:themeColor="text1"/>
+                <w:sz w:val="18"/>
+                <w:szCs w:val="18"/>
+                <w:lang w:eastAsia="es-CL"/>
+              </w:rPr>
+              <w:t>:</w:t>
+            </w:r>
+            <w:r>
+              <w:rPr>
+                <w:rFonts w:cstheme="minorHAnsi"/>
+                <w:color w:val="000000" w:themeColor="text1"/>
+                <w:sz w:val="18"/>
+                <w:szCs w:val="18"/>
+                <w:lang w:eastAsia="es-CL"/>
+              </w:rPr>
+              <w:t xml:space="preserve"> Gestiona el proceso ágil y organización del trabajo </w:t>
+            </w:r>
+          </w:p>
+          <w:p>
+            <w:pPr>
+              <w:numPr>
+                <w:ilvl w:val="0"/>
+                <w:numId w:val="35"/>
+              </w:numPr>
+              <w:jc w:val="both"/>
+              <w:rPr>
+                <w:rFonts w:cstheme="minorHAnsi"/>
+                <w:color w:val="000000" w:themeColor="text1"/>
+                <w:sz w:val="18"/>
+                <w:szCs w:val="18"/>
+                <w:lang w:eastAsia="es-CL"/>
+              </w:rPr>
+            </w:pPr>
+            <w:r>
+              <w:rPr>
+                <w:rFonts w:cstheme="minorHAnsi"/>
+                <w:b/>
+                <w:bCs/>
+                <w:color w:val="000000" w:themeColor="text1"/>
+                <w:sz w:val="18"/>
+                <w:szCs w:val="18"/>
+                <w:lang w:eastAsia="es-CL"/>
+              </w:rPr>
+              <w:t>Desarrollador Full Stack</w:t>
+            </w:r>
+            <w:r>
+              <w:rPr>
+                <w:rFonts w:cstheme="minorHAnsi"/>
+                <w:b/>
+                <w:bCs/>
+                <w:color w:val="000000" w:themeColor="text1"/>
+                <w:sz w:val="18"/>
+                <w:szCs w:val="18"/>
+                <w:lang w:eastAsia="es-CL"/>
+              </w:rPr>
+              <w:t xml:space="preserve"> Johao Ramírez</w:t>
+            </w:r>
+            <w:r>
+              <w:rPr>
+                <w:rFonts w:cstheme="minorHAnsi"/>
+                <w:b/>
+                <w:bCs/>
+                <w:color w:val="000000" w:themeColor="text1"/>
+                <w:sz w:val="18"/>
+                <w:szCs w:val="18"/>
+                <w:lang w:eastAsia="es-CL"/>
+              </w:rPr>
+              <w:t>:</w:t>
+            </w:r>
+            <w:r>
+              <w:rPr>
+                <w:rFonts w:cstheme="minorHAnsi"/>
+                <w:color w:val="000000" w:themeColor="text1"/>
+                <w:sz w:val="18"/>
+                <w:szCs w:val="18"/>
+                <w:lang w:eastAsia="es-CL"/>
+              </w:rPr>
+              <w:t xml:space="preserve"> Implementa </w:t>
+            </w:r>
+            <w:proofErr w:type="spellStart"/>
+            <w:r>
+              <w:rPr>
+                <w:rFonts w:cstheme="minorHAnsi"/>
+                <w:color w:val="000000" w:themeColor="text1"/>
+                <w:sz w:val="18"/>
+                <w:szCs w:val="18"/>
+                <w:lang w:eastAsia="es-CL"/>
+              </w:rPr>
+              <w:t>backend</w:t>
+            </w:r>
+            <w:proofErr w:type="spellEnd"/>
+            <w:r>
+              <w:rPr>
+                <w:rFonts w:cstheme="minorHAnsi"/>
+                <w:color w:val="000000" w:themeColor="text1"/>
+                <w:sz w:val="18"/>
+                <w:szCs w:val="18"/>
+                <w:lang w:eastAsia="es-CL"/>
+              </w:rPr>
+              <w:t xml:space="preserve">, </w:t>
+            </w:r>
+            <w:proofErr w:type="spellStart"/>
+            <w:r>
+              <w:rPr>
+                <w:rFonts w:cstheme="minorHAnsi"/>
+                <w:color w:val="000000" w:themeColor="text1"/>
+                <w:sz w:val="18"/>
+                <w:szCs w:val="18"/>
+                <w:lang w:eastAsia="es-CL"/>
+              </w:rPr>
+              <w:t>frontend</w:t>
+            </w:r>
+            <w:proofErr w:type="spellEnd"/>
+            <w:r>
+              <w:rPr>
+                <w:rFonts w:cstheme="minorHAnsi"/>
+                <w:color w:val="000000" w:themeColor="text1"/>
+                <w:sz w:val="18"/>
+                <w:szCs w:val="18"/>
+                <w:lang w:eastAsia="es-CL"/>
+              </w:rPr>
+              <w:t xml:space="preserve"> y base de datos</w:t>
             </w:r>
           </w:p>
           <w:p>
@@ -3812,7 +4410,6 @@
                 <w:sz w:val="18"/>
                 <w:szCs w:val="18"/>
               </w:rPr>
-              <w:lastRenderedPageBreak/>
               <w:t>6. Resultados esperados</w:t>
             </w:r>
           </w:p>
@@ -4433,7 +5030,7 @@
                 <w:szCs w:val="18"/>
                 <w:lang w:eastAsia="es-CL"/>
               </w:rPr>
-              <w:t>Definición del sistema</w:t>
+              <w:t>Documento que define funcionalidades y necesidades del sistema</w:t>
             </w:r>
           </w:p>
         </w:tc>
@@ -4459,7 +5056,7 @@
                 <w:sz w:val="18"/>
                 <w:szCs w:val="18"/>
               </w:rPr>
-              <w:t>Base del desarrollo</w:t>
+              <w:t>Base para el desarrollo del proyecto</w:t>
             </w:r>
           </w:p>
         </w:tc>
@@ -4542,7 +5139,7 @@
                 <w:sz w:val="18"/>
                 <w:szCs w:val="18"/>
               </w:rPr>
-              <w:t>Diseño BD</w:t>
+              <w:t>Diseño de la base de datos relacional (tablas, relaciones)</w:t>
             </w:r>
           </w:p>
         </w:tc>
@@ -4568,7 +5165,7 @@
                 <w:sz w:val="18"/>
                 <w:szCs w:val="18"/>
               </w:rPr>
-              <w:t>Estructura del sistema</w:t>
+              <w:t>Permite estructurar la información del sistema</w:t>
             </w:r>
           </w:p>
         </w:tc>
@@ -4651,7 +5248,7 @@
                 <w:sz w:val="18"/>
                 <w:szCs w:val="18"/>
               </w:rPr>
-              <w:t>Aplicación completa</w:t>
+              <w:t>Aplicación web operativa con todas las funcionalidades implementadas</w:t>
             </w:r>
           </w:p>
         </w:tc>
@@ -4677,7 +5274,7 @@
                 <w:sz w:val="18"/>
                 <w:szCs w:val="18"/>
               </w:rPr>
-              <w:t>Evidencia principal</w:t>
+              <w:t>Evidencia principal del proyecto</w:t>
             </w:r>
           </w:p>
         </w:tc>
@@ -4708,6 +5305,7 @@
                 <w:sz w:val="18"/>
                 <w:szCs w:val="18"/>
               </w:rPr>
+              <w:lastRenderedPageBreak/>
               <w:t xml:space="preserve">Final </w:t>
             </w:r>
           </w:p>
@@ -4734,7 +5332,7 @@
                 <w:sz w:val="18"/>
                 <w:szCs w:val="18"/>
               </w:rPr>
-              <w:t>Informe final</w:t>
+              <w:t xml:space="preserve">Pruebas del sistema </w:t>
             </w:r>
           </w:p>
         </w:tc>
@@ -4760,7 +5358,7 @@
                 <w:sz w:val="18"/>
                 <w:szCs w:val="18"/>
               </w:rPr>
-              <w:t>Documentación</w:t>
+              <w:t>Resultados de pruebas funcionales y validaciones</w:t>
             </w:r>
           </w:p>
         </w:tc>
@@ -4786,16 +5384,7 @@
                 <w:sz w:val="18"/>
                 <w:szCs w:val="18"/>
               </w:rPr>
-              <w:t xml:space="preserve">Validación </w:t>
-            </w:r>
-            <w:r>
-              <w:rPr>
-                <w:rFonts w:cstheme="minorHAnsi"/>
-                <w:color w:val="000000" w:themeColor="text1"/>
-                <w:sz w:val="18"/>
-                <w:szCs w:val="18"/>
-              </w:rPr>
-              <w:t>académica</w:t>
+              <w:t>Garantiza el correcto funcionamiento del sistema</w:t>
             </w:r>
           </w:p>
         </w:tc>
@@ -4814,19 +5403,17 @@
               <w:jc w:val="both"/>
               <w:rPr>
                 <w:rFonts w:cstheme="minorHAnsi"/>
-                <w:color w:val="EE0000"/>
-                <w:sz w:val="18"/>
-                <w:szCs w:val="18"/>
-                <w:highlight w:val="yellow"/>
-              </w:rPr>
-            </w:pPr>
-            <w:r>
-              <w:rPr>
-                <w:rFonts w:cstheme="minorHAnsi"/>
-                <w:color w:val="EE0000"/>
-                <w:sz w:val="18"/>
-                <w:szCs w:val="18"/>
-                <w:highlight w:val="yellow"/>
+                <w:color w:val="000000" w:themeColor="text1"/>
+                <w:sz w:val="18"/>
+                <w:szCs w:val="18"/>
+              </w:rPr>
+            </w:pPr>
+            <w:r>
+              <w:rPr>
+                <w:rFonts w:cstheme="minorHAnsi"/>
+                <w:color w:val="000000" w:themeColor="text1"/>
+                <w:sz w:val="18"/>
+                <w:szCs w:val="18"/>
               </w:rPr>
               <w:t>Final</w:t>
             </w:r>
@@ -4842,21 +5429,19 @@
               <w:jc w:val="both"/>
               <w:rPr>
                 <w:rFonts w:cstheme="minorHAnsi"/>
-                <w:color w:val="EE0000"/>
-                <w:sz w:val="18"/>
-                <w:szCs w:val="18"/>
-                <w:highlight w:val="yellow"/>
-              </w:rPr>
-            </w:pPr>
-            <w:r>
-              <w:rPr>
-                <w:rFonts w:cstheme="minorHAnsi"/>
-                <w:color w:val="EE0000"/>
-                <w:sz w:val="18"/>
-                <w:szCs w:val="18"/>
-                <w:highlight w:val="yellow"/>
-              </w:rPr>
-              <w:t>pruebas</w:t>
+                <w:color w:val="000000" w:themeColor="text1"/>
+                <w:sz w:val="18"/>
+                <w:szCs w:val="18"/>
+              </w:rPr>
+            </w:pPr>
+            <w:r>
+              <w:rPr>
+                <w:rFonts w:cstheme="minorHAnsi"/>
+                <w:color w:val="000000" w:themeColor="text1"/>
+                <w:sz w:val="18"/>
+                <w:szCs w:val="18"/>
+              </w:rPr>
+              <w:t>Informe final</w:t>
             </w:r>
           </w:p>
         </w:tc>
@@ -4875,6 +5460,15 @@
                 <w:szCs w:val="18"/>
               </w:rPr>
             </w:pPr>
+            <w:r>
+              <w:rPr>
+                <w:rFonts w:cstheme="minorHAnsi"/>
+                <w:color w:val="000000" w:themeColor="text1"/>
+                <w:sz w:val="18"/>
+                <w:szCs w:val="18"/>
+              </w:rPr>
+              <w:t>Documento técnico completo del proyecto</w:t>
+            </w:r>
           </w:p>
         </w:tc>
         <w:tc>
@@ -4892,6 +5486,15 @@
                 <w:szCs w:val="18"/>
               </w:rPr>
             </w:pPr>
+            <w:r>
+              <w:rPr>
+                <w:rFonts w:cstheme="minorHAnsi"/>
+                <w:color w:val="000000" w:themeColor="text1"/>
+                <w:sz w:val="18"/>
+                <w:szCs w:val="18"/>
+              </w:rPr>
+              <w:t>Validación académica del desarrollo</w:t>
+            </w:r>
           </w:p>
         </w:tc>
       </w:tr>
@@ -4909,19 +5512,17 @@
               <w:jc w:val="both"/>
               <w:rPr>
                 <w:rFonts w:cstheme="minorHAnsi"/>
-                <w:color w:val="EE0000"/>
-                <w:sz w:val="18"/>
-                <w:szCs w:val="18"/>
-                <w:highlight w:val="yellow"/>
-              </w:rPr>
-            </w:pPr>
-            <w:r>
-              <w:rPr>
-                <w:rFonts w:cstheme="minorHAnsi"/>
-                <w:color w:val="EE0000"/>
-                <w:sz w:val="18"/>
-                <w:szCs w:val="18"/>
-                <w:highlight w:val="yellow"/>
+                <w:color w:val="000000" w:themeColor="text1"/>
+                <w:sz w:val="18"/>
+                <w:szCs w:val="18"/>
+              </w:rPr>
+            </w:pPr>
+            <w:r>
+              <w:rPr>
+                <w:rFonts w:cstheme="minorHAnsi"/>
+                <w:color w:val="000000" w:themeColor="text1"/>
+                <w:sz w:val="18"/>
+                <w:szCs w:val="18"/>
               </w:rPr>
               <w:t>Avance</w:t>
             </w:r>
@@ -4937,29 +5538,180 @@
               <w:jc w:val="both"/>
               <w:rPr>
                 <w:rFonts w:cstheme="minorHAnsi"/>
-                <w:color w:val="EE0000"/>
-                <w:sz w:val="18"/>
-                <w:szCs w:val="18"/>
-                <w:highlight w:val="yellow"/>
-              </w:rPr>
-            </w:pPr>
+                <w:color w:val="000000" w:themeColor="text1"/>
+                <w:sz w:val="18"/>
+                <w:szCs w:val="18"/>
+              </w:rPr>
+            </w:pPr>
+            <w:r>
+              <w:rPr>
+                <w:rFonts w:cstheme="minorHAnsi"/>
+                <w:color w:val="000000" w:themeColor="text1"/>
+                <w:sz w:val="18"/>
+                <w:szCs w:val="18"/>
+              </w:rPr>
+              <w:t>Evidencia visual (imágenes)</w:t>
+            </w:r>
+          </w:p>
+        </w:tc>
+        <w:tc>
+          <w:tcPr>
+            <w:tcW w:w="2268" w:type="dxa"/>
+          </w:tcPr>
+          <w:p>
+            <w:pPr>
+              <w:pStyle w:val="Footer"/>
+              <w:jc w:val="both"/>
+              <w:rPr>
+                <w:rFonts w:cstheme="minorHAnsi"/>
+                <w:color w:val="000000" w:themeColor="text1"/>
+                <w:sz w:val="18"/>
+                <w:szCs w:val="18"/>
+              </w:rPr>
+            </w:pPr>
+            <w:r>
+              <w:rPr>
+                <w:rFonts w:cstheme="minorHAnsi"/>
+                <w:color w:val="000000" w:themeColor="text1"/>
+                <w:sz w:val="18"/>
+                <w:szCs w:val="18"/>
+              </w:rPr>
+              <w:t>Capturas del desarrollo del sistema en distintas etapas</w:t>
+            </w:r>
+          </w:p>
+        </w:tc>
+        <w:tc>
+          <w:tcPr>
+            <w:tcW w:w="2551" w:type="dxa"/>
+          </w:tcPr>
+          <w:p>
+            <w:pPr>
+              <w:pStyle w:val="Footer"/>
+              <w:jc w:val="both"/>
+              <w:rPr>
+                <w:rFonts w:cstheme="minorHAnsi"/>
+                <w:color w:val="000000" w:themeColor="text1"/>
+                <w:sz w:val="18"/>
+                <w:szCs w:val="18"/>
+              </w:rPr>
+            </w:pPr>
+            <w:r>
+              <w:rPr>
+                <w:rFonts w:cstheme="minorHAnsi"/>
+                <w:color w:val="000000" w:themeColor="text1"/>
+                <w:sz w:val="18"/>
+                <w:szCs w:val="18"/>
+              </w:rPr>
+              <w:t>Demuestra el progreso del proyecto</w:t>
+            </w:r>
+          </w:p>
+        </w:tc>
+      </w:tr>
+      <w:tr>
+        <w:trPr>
+          <w:trHeight w:val="362"/>
+        </w:trPr>
+        <w:tc>
+          <w:tcPr>
+            <w:tcW w:w="3256" w:type="dxa"/>
+          </w:tcPr>
+          <w:p>
+            <w:pPr>
+              <w:pStyle w:val="Footer"/>
+              <w:jc w:val="both"/>
+              <w:rPr>
+                <w:rFonts w:cstheme="minorHAnsi"/>
+                <w:color w:val="000000" w:themeColor="text1"/>
+                <w:sz w:val="18"/>
+                <w:szCs w:val="18"/>
+              </w:rPr>
+            </w:pPr>
+            <w:r>
+              <w:rPr>
+                <w:rFonts w:cstheme="minorHAnsi"/>
+                <w:color w:val="000000" w:themeColor="text1"/>
+                <w:sz w:val="18"/>
+                <w:szCs w:val="18"/>
+              </w:rPr>
+              <w:t>Avance</w:t>
+            </w:r>
+          </w:p>
+        </w:tc>
+        <w:tc>
+          <w:tcPr>
+            <w:tcW w:w="2126" w:type="dxa"/>
+          </w:tcPr>
+          <w:p>
+            <w:pPr>
+              <w:pStyle w:val="Footer"/>
+              <w:jc w:val="both"/>
+              <w:rPr>
+                <w:rFonts w:cstheme="minorHAnsi"/>
+                <w:color w:val="000000" w:themeColor="text1"/>
+                <w:sz w:val="18"/>
+                <w:szCs w:val="18"/>
+              </w:rPr>
+            </w:pPr>
+            <w:r>
+              <w:rPr>
+                <w:rFonts w:cstheme="minorHAnsi"/>
+                <w:color w:val="000000" w:themeColor="text1"/>
+                <w:sz w:val="18"/>
+                <w:szCs w:val="18"/>
+              </w:rPr>
+              <w:t>Prototipo de interfaz</w:t>
+            </w:r>
+          </w:p>
+        </w:tc>
+        <w:tc>
+          <w:tcPr>
+            <w:tcW w:w="2268" w:type="dxa"/>
+          </w:tcPr>
+          <w:p>
+            <w:pPr>
+              <w:pStyle w:val="Footer"/>
+              <w:jc w:val="both"/>
+              <w:rPr>
+                <w:rFonts w:cstheme="minorHAnsi"/>
+                <w:color w:val="000000" w:themeColor="text1"/>
+                <w:sz w:val="18"/>
+                <w:szCs w:val="18"/>
+              </w:rPr>
+            </w:pPr>
+            <w:r>
+              <w:rPr>
+                <w:rFonts w:cstheme="minorHAnsi"/>
+                <w:color w:val="000000" w:themeColor="text1"/>
+                <w:sz w:val="18"/>
+                <w:szCs w:val="18"/>
+              </w:rPr>
+              <w:t>Diseño visual del sistema (</w:t>
+            </w:r>
             <w:proofErr w:type="spellStart"/>
             <w:r>
               <w:rPr>
                 <w:rFonts w:cstheme="minorHAnsi"/>
-                <w:color w:val="EE0000"/>
-                <w:sz w:val="18"/>
-                <w:szCs w:val="18"/>
-                <w:highlight w:val="yellow"/>
-              </w:rPr>
-              <w:t>imagenes</w:t>
+                <w:color w:val="000000" w:themeColor="text1"/>
+                <w:sz w:val="18"/>
+                <w:szCs w:val="18"/>
+              </w:rPr>
+              <w:t>wireframes</w:t>
             </w:r>
             <w:proofErr w:type="spellEnd"/>
-          </w:p>
-        </w:tc>
-        <w:tc>
-          <w:tcPr>
-            <w:tcW w:w="2268" w:type="dxa"/>
+            <w:r>
+              <w:rPr>
+                <w:rFonts w:cstheme="minorHAnsi"/>
+                <w:color w:val="000000" w:themeColor="text1"/>
+                <w:sz w:val="18"/>
+                <w:szCs w:val="18"/>
+              </w:rPr>
+              <w:t xml:space="preserve"> o pantallas)</w:t>
+            </w:r>
+          </w:p>
+        </w:tc>
+        <w:tc>
+          <w:tcPr>
+            <w:tcW w:w="2551" w:type="dxa"/>
           </w:tcPr>
           <w:p>
             <w:pPr>
@@ -4972,23 +5724,15 @@
                 <w:szCs w:val="18"/>
               </w:rPr>
             </w:pPr>
-          </w:p>
-        </w:tc>
-        <w:tc>
-          <w:tcPr>
-            <w:tcW w:w="2551" w:type="dxa"/>
-          </w:tcPr>
-          <w:p>
-            <w:pPr>
-              <w:pStyle w:val="Footer"/>
-              <w:jc w:val="both"/>
-              <w:rPr>
-                <w:rFonts w:cstheme="minorHAnsi"/>
-                <w:color w:val="000000" w:themeColor="text1"/>
-                <w:sz w:val="18"/>
-                <w:szCs w:val="18"/>
-              </w:rPr>
-            </w:pPr>
+            <w:r>
+              <w:rPr>
+                <w:rFonts w:cstheme="minorHAnsi"/>
+                <w:color w:val="000000" w:themeColor="text1"/>
+                <w:sz w:val="18"/>
+                <w:szCs w:val="18"/>
+              </w:rPr>
+              <w:t>Facilita la validación del sistema antes del desarrollo</w:t>
+            </w:r>
           </w:p>
         </w:tc>
       </w:tr>
@@ -5282,7 +6026,6 @@
                 <w:sz w:val="18"/>
                 <w:szCs w:val="18"/>
               </w:rPr>
-              <w:lastRenderedPageBreak/>
               <w:t>Relación con competencia o unidades de competencias</w:t>
             </w:r>
           </w:p>
@@ -5561,18 +6304,30 @@
                 <w:color w:val="000000" w:themeColor="text1"/>
                 <w:sz w:val="18"/>
                 <w:szCs w:val="18"/>
-              </w:rPr>
-            </w:pPr>
-            <w:r>
-              <w:rPr>
-                <w:rFonts w:cstheme="minorHAnsi"/>
-                <w:color w:val="000000" w:themeColor="text1"/>
-                <w:sz w:val="18"/>
-                <w:szCs w:val="18"/>
-                <w:lang w:eastAsia="es-CL"/>
-              </w:rPr>
-              <w:t>Requerimientos</w:t>
-            </w:r>
+                <w:lang w:eastAsia="es-CL"/>
+              </w:rPr>
+            </w:pPr>
+            <w:r>
+              <w:rPr>
+                <w:rFonts w:cstheme="minorHAnsi"/>
+                <w:color w:val="000000" w:themeColor="text1"/>
+                <w:sz w:val="18"/>
+                <w:szCs w:val="18"/>
+                <w:lang w:eastAsia="es-CL"/>
+              </w:rPr>
+              <w:t>Recopilación y análisis de requerimientos del sistema mediante revisión del problema y definición de funcionalidades principales</w:t>
+            </w:r>
+          </w:p>
+          <w:p>
+            <w:pPr>
+              <w:jc w:val="both"/>
+              <w:rPr>
+                <w:rFonts w:cstheme="minorHAnsi"/>
+                <w:color w:val="000000" w:themeColor="text1"/>
+                <w:sz w:val="18"/>
+                <w:szCs w:val="18"/>
+              </w:rPr>
+            </w:pPr>
           </w:p>
         </w:tc>
         <w:tc>
@@ -5782,7 +6537,7 @@
                 <w:szCs w:val="18"/>
                 <w:lang w:eastAsia="es-CL"/>
               </w:rPr>
-              <w:t>BD y arquitectura</w:t>
+              <w:t>Diseño de base de datos y arquitectura del sistema, incluyendo relaciones entre entidades y estructura del sistema</w:t>
             </w:r>
           </w:p>
         </w:tc>
@@ -5997,7 +6752,7 @@
                 <w:szCs w:val="18"/>
                 <w:lang w:eastAsia="es-CL"/>
               </w:rPr>
-              <w:t>API</w:t>
+              <w:t>Desarrollo de API REST, lógica de negocio y conexión con base de datos</w:t>
             </w:r>
           </w:p>
         </w:tc>
@@ -6156,6 +6911,7 @@
                 <w:szCs w:val="18"/>
                 <w:lang w:eastAsia="es-CL"/>
               </w:rPr>
+              <w:lastRenderedPageBreak/>
               <w:t>Desarrollo</w:t>
             </w:r>
           </w:p>
@@ -6212,7 +6968,7 @@
                 <w:szCs w:val="18"/>
                 <w:lang w:eastAsia="es-CL"/>
               </w:rPr>
-              <w:t>Interfaz</w:t>
+              <w:t>Desarrollo de interfaz web, formularios, vistas y conexión con API</w:t>
             </w:r>
           </w:p>
         </w:tc>
@@ -6413,7 +7169,51 @@
                 <w:szCs w:val="18"/>
                 <w:lang w:eastAsia="es-CL"/>
               </w:rPr>
-              <w:t>Conexión</w:t>
+              <w:t xml:space="preserve">Conexión entre </w:t>
+            </w:r>
+            <w:proofErr w:type="spellStart"/>
+            <w:r>
+              <w:rPr>
+                <w:rFonts w:cstheme="minorHAnsi"/>
+                <w:color w:val="000000" w:themeColor="text1"/>
+                <w:sz w:val="18"/>
+                <w:szCs w:val="18"/>
+                <w:lang w:eastAsia="es-CL"/>
+              </w:rPr>
+              <w:t>frontend</w:t>
+            </w:r>
+            <w:proofErr w:type="spellEnd"/>
+            <w:r>
+              <w:rPr>
+                <w:rFonts w:cstheme="minorHAnsi"/>
+                <w:color w:val="000000" w:themeColor="text1"/>
+                <w:sz w:val="18"/>
+                <w:szCs w:val="18"/>
+                <w:lang w:eastAsia="es-CL"/>
+              </w:rPr>
+              <w:t xml:space="preserve">, </w:t>
+            </w:r>
+            <w:proofErr w:type="spellStart"/>
+            <w:r>
+              <w:rPr>
+                <w:rFonts w:cstheme="minorHAnsi"/>
+                <w:color w:val="000000" w:themeColor="text1"/>
+                <w:sz w:val="18"/>
+                <w:szCs w:val="18"/>
+                <w:lang w:eastAsia="es-CL"/>
+              </w:rPr>
+              <w:t>backend</w:t>
+            </w:r>
+            <w:proofErr w:type="spellEnd"/>
+            <w:r>
+              <w:rPr>
+                <w:rFonts w:cstheme="minorHAnsi"/>
+                <w:color w:val="000000" w:themeColor="text1"/>
+                <w:sz w:val="18"/>
+                <w:szCs w:val="18"/>
+                <w:lang w:eastAsia="es-CL"/>
+              </w:rPr>
+              <w:t xml:space="preserve"> y base de datos, validando el flujo completo</w:t>
             </w:r>
           </w:p>
         </w:tc>
@@ -6629,7 +7429,7 @@
                 <w:szCs w:val="18"/>
                 <w:lang w:eastAsia="es-CL"/>
               </w:rPr>
-              <w:t>validación</w:t>
+              <w:t>Validación del sistema mediante pruebas funcionales, detección de errores y corrección</w:t>
             </w:r>
           </w:p>
         </w:tc>
@@ -6832,17 +7632,6 @@
                 <w:lang w:eastAsia="es-CL"/>
               </w:rPr>
             </w:pPr>
-            <w:r>
-              <w:rPr>
-                <w:rFonts w:cstheme="minorHAnsi"/>
-                <w:color w:val="EE0000"/>
-                <w:sz w:val="18"/>
-                <w:szCs w:val="18"/>
-                <w:highlight w:val="yellow"/>
-                <w:lang w:eastAsia="es-CL"/>
-              </w:rPr>
-              <w:t>Describir más esta columna</w:t>
-            </w:r>
           </w:p>
         </w:tc>
         <w:tc>
@@ -19729,6 +20518,304 @@
 <file path=word/numbering.xml><?xml version="1.0" encoding="utf-8"?>
 <w:numbering xmlns:wpc="http://schemas.microsoft.com/office/word/2010/wordprocessingCanvas" xmlns:cx="http://schemas.microsoft.com/office/drawing/2014/chartex" xmlns:cx1="http://schemas.microsoft.com/office/drawing/2015/9/8/chartex" xmlns:cx2="http://schemas.microsoft.com/office/drawing/2015/10/21/chartex" xmlns:cx3="http://schemas.microsoft.com/office/drawing/2016/5/9/chartex" xmlns:cx4="http://schemas.microsoft.com/office/drawing/2016/5/10/chartex" xmlns:cx5="http://schemas.microsoft.com/office/drawing/2016/5/11/chartex" xmlns:cx6="http://schemas.microsoft.com/office/drawing/2016/5/12/chartex" xmlns:cx7="http://schemas.microsoft.com/office/drawing/2016/5/13/chartex" xmlns:cx8="http://schemas.microsoft.com/office/drawing/2016/5/14/chartex" xmlns:mc="http://schemas.openxmlformats.org/markup-compatibility/2006" xmlns:aink="http://schemas.microsoft.com/office/drawing/2016/ink" xmlns:am3d="http://schemas.microsoft.com/office/drawing/2017/model3d" xmlns:o="urn:schemas-microsoft-com:office:office" xmlns:oel="http://schemas.microsoft.com/office/2019/extlst" xmlns:r="http://schemas.openxmlformats.org/officeDocument/2006/relationships" xmlns:m="http://schemas.openxmlformats.org/officeDocument/2006/math" xmlns:v="urn:schemas-microsoft-com:vml" xmlns:wp14="http://schemas.microsoft.com/office/word/2010/wordprocessingDrawing" xmlns:wp="http://schemas.openxmlformats.org/drawingml/2006/wordprocessingDrawing" xmlns:w10="urn:schemas-microsoft-com:office:word" xmlns:w="http://schemas.openxmlformats.org/wordprocessingml/2006/main" xmlns:w14="http://schemas.microsoft.com/office/word/2010/wordml" xmlns:w15="http://schemas.microsoft.com/office/word/2012/wordml" xmlns:w16cex="http://schemas.microsoft.com/office/word/2018/wordml/cex" xmlns:w16cid="http://schemas.microsoft.com/office/word/2016/wordml/cid" xmlns:w16="http://schemas.microsoft.com/office/word/2018/wordml" xmlns:w16du="http://schemas.microsoft.com/office/word/2023/wordml/word16du" xmlns:w16sdtdh="http://schemas.microsoft.com/office/word/2020/wordml/sdtdatahash" xmlns:w16sdtfl="http://schemas.microsoft.com/office/word/2024/wordml/sdtformatlock" xmlns:w16se="http://schemas.microsoft.com/office/word/2015/wordml/symex" xmlns:wpg="http://schemas.microsoft.com/office/word/2010/wordprocessingGroup" xmlns:wpi="http://schemas.microsoft.com/office/word/2010/wordprocessingInk" xmlns:wne="http://schemas.microsoft.com/office/word/2006/wordml" xmlns:wps="http://schemas.microsoft.com/office/word/2010/wordprocessingShape" mc:Ignorable="w14 w15 w16se w16cid w16 w16cex w16sdtdh w16sdtfl w16du wp14">
   <w:abstractNum w:abstractNumId="0" w15:restartNumberingAfterBreak="0">
+    <w:nsid w:val="0198549F"/>
+    <w:multiLevelType w:val="multilevel"/>
+    <w:tmpl w:val="3A1C910C"/>
+    <w:lvl w:ilvl="0">
+      <w:start w:val="1"/>
+      <w:numFmt w:val="bullet"/>
+      <w:lvlText w:val=""/>
+      <w:lvlJc w:val="left"/>
+      <w:pPr>
+        <w:tabs>
+          <w:tab w:val="num" w:pos="720"/>
+        </w:tabs>
+        <w:ind w:left="720" w:hanging="360"/>
+      </w:pPr>
+      <w:rPr>
+        <w:rFonts w:ascii="Symbol" w:hAnsi="Symbol" w:hint="default"/>
+        <w:sz w:val="20"/>
+      </w:rPr>
+    </w:lvl>
+    <w:lvl w:ilvl="1" w:tentative="1">
+      <w:start w:val="1"/>
+      <w:numFmt w:val="bullet"/>
+      <w:lvlText w:val="o"/>
+      <w:lvlJc w:val="left"/>
+      <w:pPr>
+        <w:tabs>
+          <w:tab w:val="num" w:pos="1440"/>
+        </w:tabs>
+        <w:ind w:left="1440" w:hanging="360"/>
+      </w:pPr>
+      <w:rPr>
+        <w:rFonts w:ascii="Courier New" w:hAnsi="Courier New" w:hint="default"/>
+        <w:sz w:val="20"/>
+      </w:rPr>
+    </w:lvl>
+    <w:lvl w:ilvl="2" w:tentative="1">
+      <w:start w:val="1"/>
+      <w:numFmt w:val="bullet"/>
+      <w:lvlText w:val=""/>
+      <w:lvlJc w:val="left"/>
+      <w:pPr>
+        <w:tabs>
+          <w:tab w:val="num" w:pos="2160"/>
+        </w:tabs>
+        <w:ind w:left="2160" w:hanging="360"/>
+      </w:pPr>
+      <w:rPr>
+        <w:rFonts w:ascii="Wingdings" w:hAnsi="Wingdings" w:hint="default"/>
+        <w:sz w:val="20"/>
+      </w:rPr>
+    </w:lvl>
+    <w:lvl w:ilvl="3" w:tentative="1">
+      <w:start w:val="1"/>
+      <w:numFmt w:val="bullet"/>
+      <w:lvlText w:val=""/>
+      <w:lvlJc w:val="left"/>
+      <w:pPr>
+        <w:tabs>
+          <w:tab w:val="num" w:pos="2880"/>
+        </w:tabs>
+        <w:ind w:left="2880" w:hanging="360"/>
+      </w:pPr>
+      <w:rPr>
+        <w:rFonts w:ascii="Wingdings" w:hAnsi="Wingdings" w:hint="default"/>
+        <w:sz w:val="20"/>
+      </w:rPr>
+    </w:lvl>
+    <w:lvl w:ilvl="4" w:tentative="1">
+      <w:start w:val="1"/>
+      <w:numFmt w:val="bullet"/>
+      <w:lvlText w:val=""/>
+      <w:lvlJc w:val="left"/>
+      <w:pPr>
+        <w:tabs>
+          <w:tab w:val="num" w:pos="3600"/>
+        </w:tabs>
+        <w:ind w:left="3600" w:hanging="360"/>
+      </w:pPr>
+      <w:rPr>
+        <w:rFonts w:ascii="Wingdings" w:hAnsi="Wingdings" w:hint="default"/>
+        <w:sz w:val="20"/>
+      </w:rPr>
+    </w:lvl>
+    <w:lvl w:ilvl="5" w:tentative="1">
+      <w:start w:val="1"/>
+      <w:numFmt w:val="bullet"/>
+      <w:lvlText w:val=""/>
+      <w:lvlJc w:val="left"/>
+      <w:pPr>
+        <w:tabs>
+          <w:tab w:val="num" w:pos="4320"/>
+        </w:tabs>
+        <w:ind w:left="4320" w:hanging="360"/>
+      </w:pPr>
+      <w:rPr>
+        <w:rFonts w:ascii="Wingdings" w:hAnsi="Wingdings" w:hint="default"/>
+        <w:sz w:val="20"/>
+      </w:rPr>
+    </w:lvl>
+    <w:lvl w:ilvl="6" w:tentative="1">
+      <w:start w:val="1"/>
+      <w:numFmt w:val="bullet"/>
+      <w:lvlText w:val=""/>
+      <w:lvlJc w:val="left"/>
+      <w:pPr>
+        <w:tabs>
+          <w:tab w:val="num" w:pos="5040"/>
+        </w:tabs>
+        <w:ind w:left="5040" w:hanging="360"/>
+      </w:pPr>
+      <w:rPr>
+        <w:rFonts w:ascii="Wingdings" w:hAnsi="Wingdings" w:hint="default"/>
+        <w:sz w:val="20"/>
+      </w:rPr>
+    </w:lvl>
+    <w:lvl w:ilvl="7" w:tentative="1">
+      <w:start w:val="1"/>
+      <w:numFmt w:val="bullet"/>
+      <w:lvlText w:val=""/>
+      <w:lvlJc w:val="left"/>
+      <w:pPr>
+        <w:tabs>
+          <w:tab w:val="num" w:pos="5760"/>
+        </w:tabs>
+        <w:ind w:left="5760" w:hanging="360"/>
+      </w:pPr>
+      <w:rPr>
+        <w:rFonts w:ascii="Wingdings" w:hAnsi="Wingdings" w:hint="default"/>
+        <w:sz w:val="20"/>
+      </w:rPr>
+    </w:lvl>
+    <w:lvl w:ilvl="8" w:tentative="1">
+      <w:start w:val="1"/>
+      <w:numFmt w:val="bullet"/>
+      <w:lvlText w:val=""/>
+      <w:lvlJc w:val="left"/>
+      <w:pPr>
+        <w:tabs>
+          <w:tab w:val="num" w:pos="6480"/>
+        </w:tabs>
+        <w:ind w:left="6480" w:hanging="360"/>
+      </w:pPr>
+      <w:rPr>
+        <w:rFonts w:ascii="Wingdings" w:hAnsi="Wingdings" w:hint="default"/>
+        <w:sz w:val="20"/>
+      </w:rPr>
+    </w:lvl>
+  </w:abstractNum>
+  <w:abstractNum w:abstractNumId="1" w15:restartNumberingAfterBreak="0">
+    <w:nsid w:val="065B71A7"/>
+    <w:multiLevelType w:val="multilevel"/>
+    <w:tmpl w:val="A7201794"/>
+    <w:lvl w:ilvl="0">
+      <w:start w:val="1"/>
+      <w:numFmt w:val="bullet"/>
+      <w:lvlText w:val=""/>
+      <w:lvlJc w:val="left"/>
+      <w:pPr>
+        <w:tabs>
+          <w:tab w:val="num" w:pos="720"/>
+        </w:tabs>
+        <w:ind w:left="720" w:hanging="360"/>
+      </w:pPr>
+      <w:rPr>
+        <w:rFonts w:ascii="Symbol" w:hAnsi="Symbol" w:hint="default"/>
+        <w:sz w:val="20"/>
+      </w:rPr>
+    </w:lvl>
+    <w:lvl w:ilvl="1" w:tentative="1">
+      <w:start w:val="1"/>
+      <w:numFmt w:val="bullet"/>
+      <w:lvlText w:val="o"/>
+      <w:lvlJc w:val="left"/>
+      <w:pPr>
+        <w:tabs>
+          <w:tab w:val="num" w:pos="1440"/>
+        </w:tabs>
+        <w:ind w:left="1440" w:hanging="360"/>
+      </w:pPr>
+      <w:rPr>
+        <w:rFonts w:ascii="Courier New" w:hAnsi="Courier New" w:hint="default"/>
+        <w:sz w:val="20"/>
+      </w:rPr>
+    </w:lvl>
+    <w:lvl w:ilvl="2" w:tentative="1">
+      <w:start w:val="1"/>
+      <w:numFmt w:val="bullet"/>
+      <w:lvlText w:val=""/>
+      <w:lvlJc w:val="left"/>
+      <w:pPr>
+        <w:tabs>
+          <w:tab w:val="num" w:pos="2160"/>
+        </w:tabs>
+        <w:ind w:left="2160" w:hanging="360"/>
+      </w:pPr>
+      <w:rPr>
+        <w:rFonts w:ascii="Wingdings" w:hAnsi="Wingdings" w:hint="default"/>
+        <w:sz w:val="20"/>
+      </w:rPr>
+    </w:lvl>
+    <w:lvl w:ilvl="3" w:tentative="1">
+      <w:start w:val="1"/>
+      <w:numFmt w:val="bullet"/>
+      <w:lvlText w:val=""/>
+      <w:lvlJc w:val="left"/>
+      <w:pPr>
+        <w:tabs>
+          <w:tab w:val="num" w:pos="2880"/>
+        </w:tabs>
+        <w:ind w:left="2880" w:hanging="360"/>
+      </w:pPr>
+      <w:rPr>
+        <w:rFonts w:ascii="Wingdings" w:hAnsi="Wingdings" w:hint="default"/>
+        <w:sz w:val="20"/>
+      </w:rPr>
+    </w:lvl>
+    <w:lvl w:ilvl="4" w:tentative="1">
+      <w:start w:val="1"/>
+      <w:numFmt w:val="bullet"/>
+      <w:lvlText w:val=""/>
+      <w:lvlJc w:val="left"/>
+      <w:pPr>
+        <w:tabs>
+          <w:tab w:val="num" w:pos="3600"/>
+        </w:tabs>
+        <w:ind w:left="3600" w:hanging="360"/>
+      </w:pPr>
+      <w:rPr>
+        <w:rFonts w:ascii="Wingdings" w:hAnsi="Wingdings" w:hint="default"/>
+        <w:sz w:val="20"/>
+      </w:rPr>
+    </w:lvl>
+    <w:lvl w:ilvl="5" w:tentative="1">
+      <w:start w:val="1"/>
+      <w:numFmt w:val="bullet"/>
+      <w:lvlText w:val=""/>
+      <w:lvlJc w:val="left"/>
+      <w:pPr>
+        <w:tabs>
+          <w:tab w:val="num" w:pos="4320"/>
+        </w:tabs>
+        <w:ind w:left="4320" w:hanging="360"/>
+      </w:pPr>
+      <w:rPr>
+        <w:rFonts w:ascii="Wingdings" w:hAnsi="Wingdings" w:hint="default"/>
+        <w:sz w:val="20"/>
+      </w:rPr>
+    </w:lvl>
+    <w:lvl w:ilvl="6" w:tentative="1">
+      <w:start w:val="1"/>
+      <w:numFmt w:val="bullet"/>
+      <w:lvlText w:val=""/>
+      <w:lvlJc w:val="left"/>
+      <w:pPr>
+        <w:tabs>
+          <w:tab w:val="num" w:pos="5040"/>
+        </w:tabs>
+        <w:ind w:left="5040" w:hanging="360"/>
+      </w:pPr>
+      <w:rPr>
+        <w:rFonts w:ascii="Wingdings" w:hAnsi="Wingdings" w:hint="default"/>
+        <w:sz w:val="20"/>
+      </w:rPr>
+    </w:lvl>
+    <w:lvl w:ilvl="7" w:tentative="1">
+      <w:start w:val="1"/>
+      <w:numFmt w:val="bullet"/>
+      <w:lvlText w:val=""/>
+      <w:lvlJc w:val="left"/>
+      <w:pPr>
+        <w:tabs>
+          <w:tab w:val="num" w:pos="5760"/>
+        </w:tabs>
+        <w:ind w:left="5760" w:hanging="360"/>
+      </w:pPr>
+      <w:rPr>
+        <w:rFonts w:ascii="Wingdings" w:hAnsi="Wingdings" w:hint="default"/>
+        <w:sz w:val="20"/>
+      </w:rPr>
+    </w:lvl>
+    <w:lvl w:ilvl="8" w:tentative="1">
+      <w:start w:val="1"/>
+      <w:numFmt w:val="bullet"/>
+      <w:lvlText w:val=""/>
+      <w:lvlJc w:val="left"/>
+      <w:pPr>
+        <w:tabs>
+          <w:tab w:val="num" w:pos="6480"/>
+        </w:tabs>
+        <w:ind w:left="6480" w:hanging="360"/>
+      </w:pPr>
+      <w:rPr>
+        <w:rFonts w:ascii="Wingdings" w:hAnsi="Wingdings" w:hint="default"/>
+        <w:sz w:val="20"/>
+      </w:rPr>
+    </w:lvl>
+  </w:abstractNum>
+  <w:abstractNum w:abstractNumId="2" w15:restartNumberingAfterBreak="0">
     <w:nsid w:val="06D37410"/>
     <w:multiLevelType w:val="hybridMultilevel"/>
     <w:tmpl w:val="416ADBBC"/>
@@ -19817,7 +20904,7 @@
       </w:pPr>
     </w:lvl>
   </w:abstractNum>
-  <w:abstractNum w:abstractNumId="1" w15:restartNumberingAfterBreak="0">
+  <w:abstractNum w:abstractNumId="3" w15:restartNumberingAfterBreak="0">
     <w:nsid w:val="0F2B2274"/>
     <w:multiLevelType w:val="hybridMultilevel"/>
     <w:tmpl w:val="A77CE6F8"/>
@@ -19930,7 +21017,7 @@
       </w:rPr>
     </w:lvl>
   </w:abstractNum>
-  <w:abstractNum w:abstractNumId="2" w15:restartNumberingAfterBreak="0">
+  <w:abstractNum w:abstractNumId="4" w15:restartNumberingAfterBreak="0">
     <w:nsid w:val="114E14AF"/>
     <w:multiLevelType w:val="hybridMultilevel"/>
     <w:tmpl w:val="1E3E9D2A"/>
@@ -20043,7 +21130,7 @@
       </w:rPr>
     </w:lvl>
   </w:abstractNum>
-  <w:abstractNum w:abstractNumId="3" w15:restartNumberingAfterBreak="0">
+  <w:abstractNum w:abstractNumId="5" w15:restartNumberingAfterBreak="0">
     <w:nsid w:val="12933552"/>
     <w:multiLevelType w:val="multilevel"/>
     <w:tmpl w:val="7EC83DF0"/>
@@ -20192,7 +21279,7 @@
       </w:rPr>
     </w:lvl>
   </w:abstractNum>
-  <w:abstractNum w:abstractNumId="4" w15:restartNumberingAfterBreak="0">
+  <w:abstractNum w:abstractNumId="6" w15:restartNumberingAfterBreak="0">
     <w:nsid w:val="129E5F86"/>
     <w:multiLevelType w:val="hybridMultilevel"/>
     <w:tmpl w:val="B158EC90"/>
@@ -20281,7 +21368,7 @@
       </w:pPr>
     </w:lvl>
   </w:abstractNum>
-  <w:abstractNum w:abstractNumId="5" w15:restartNumberingAfterBreak="0">
+  <w:abstractNum w:abstractNumId="7" w15:restartNumberingAfterBreak="0">
     <w:nsid w:val="14C74556"/>
     <w:multiLevelType w:val="hybridMultilevel"/>
     <w:tmpl w:val="0C0C902E"/>
@@ -20394,7 +21481,7 @@
       </w:rPr>
     </w:lvl>
   </w:abstractNum>
-  <w:abstractNum w:abstractNumId="6" w15:restartNumberingAfterBreak="0">
+  <w:abstractNum w:abstractNumId="8" w15:restartNumberingAfterBreak="0">
     <w:nsid w:val="1FB806D7"/>
     <w:multiLevelType w:val="hybridMultilevel"/>
     <w:tmpl w:val="7F1604D8"/>
@@ -20486,7 +21573,7 @@
       </w:pPr>
     </w:lvl>
   </w:abstractNum>
-  <w:abstractNum w:abstractNumId="7" w15:restartNumberingAfterBreak="0">
+  <w:abstractNum w:abstractNumId="9" w15:restartNumberingAfterBreak="0">
     <w:nsid w:val="20BF044C"/>
     <w:multiLevelType w:val="hybridMultilevel"/>
     <w:tmpl w:val="BBCC2A0C"/>
@@ -20575,7 +21662,7 @@
       </w:pPr>
     </w:lvl>
   </w:abstractNum>
-  <w:abstractNum w:abstractNumId="8" w15:restartNumberingAfterBreak="0">
+  <w:abstractNum w:abstractNumId="10" w15:restartNumberingAfterBreak="0">
     <w:nsid w:val="26FB1285"/>
     <w:multiLevelType w:val="hybridMultilevel"/>
     <w:tmpl w:val="17768D6C"/>
@@ -20664,7 +21751,7 @@
       </w:pPr>
     </w:lvl>
   </w:abstractNum>
-  <w:abstractNum w:abstractNumId="9" w15:restartNumberingAfterBreak="0">
+  <w:abstractNum w:abstractNumId="11" w15:restartNumberingAfterBreak="0">
     <w:nsid w:val="29067DB6"/>
     <w:multiLevelType w:val="multilevel"/>
     <w:tmpl w:val="FA702F64"/>
@@ -20813,7 +21900,7 @@
       </w:rPr>
     </w:lvl>
   </w:abstractNum>
-  <w:abstractNum w:abstractNumId="10" w15:restartNumberingAfterBreak="0">
+  <w:abstractNum w:abstractNumId="12" w15:restartNumberingAfterBreak="0">
     <w:nsid w:val="2B225FEE"/>
     <w:multiLevelType w:val="hybridMultilevel"/>
     <w:tmpl w:val="45005F9C"/>
@@ -20926,7 +22013,7 @@
       </w:rPr>
     </w:lvl>
   </w:abstractNum>
-  <w:abstractNum w:abstractNumId="11" w15:restartNumberingAfterBreak="0">
+  <w:abstractNum w:abstractNumId="13" w15:restartNumberingAfterBreak="0">
     <w:nsid w:val="2FFD4C7F"/>
     <w:multiLevelType w:val="multilevel"/>
     <w:tmpl w:val="CAF0F936"/>
@@ -21047,7 +22134,7 @@
       </w:rPr>
     </w:lvl>
   </w:abstractNum>
-  <w:abstractNum w:abstractNumId="12" w15:restartNumberingAfterBreak="0">
+  <w:abstractNum w:abstractNumId="14" w15:restartNumberingAfterBreak="0">
     <w:nsid w:val="30E03E73"/>
     <w:multiLevelType w:val="hybridMultilevel"/>
     <w:tmpl w:val="144E3FE0"/>
@@ -21160,7 +22247,7 @@
       </w:rPr>
     </w:lvl>
   </w:abstractNum>
-  <w:abstractNum w:abstractNumId="13" w15:restartNumberingAfterBreak="0">
+  <w:abstractNum w:abstractNumId="15" w15:restartNumberingAfterBreak="0">
     <w:nsid w:val="36A93208"/>
     <w:multiLevelType w:val="hybridMultilevel"/>
     <w:tmpl w:val="54B8954E"/>
@@ -21273,7 +22360,7 @@
       </w:rPr>
     </w:lvl>
   </w:abstractNum>
-  <w:abstractNum w:abstractNumId="14" w15:restartNumberingAfterBreak="0">
+  <w:abstractNum w:abstractNumId="16" w15:restartNumberingAfterBreak="0">
     <w:nsid w:val="38357D52"/>
     <w:multiLevelType w:val="hybridMultilevel"/>
     <w:tmpl w:val="FEC43D04"/>
@@ -21359,7 +22446,7 @@
       </w:pPr>
     </w:lvl>
   </w:abstractNum>
-  <w:abstractNum w:abstractNumId="15" w15:restartNumberingAfterBreak="0">
+  <w:abstractNum w:abstractNumId="17" w15:restartNumberingAfterBreak="0">
     <w:nsid w:val="3BA86CEA"/>
     <w:multiLevelType w:val="hybridMultilevel"/>
     <w:tmpl w:val="9FE6ED10"/>
@@ -21472,7 +22559,7 @@
       </w:rPr>
     </w:lvl>
   </w:abstractNum>
-  <w:abstractNum w:abstractNumId="16" w15:restartNumberingAfterBreak="0">
+  <w:abstractNum w:abstractNumId="18" w15:restartNumberingAfterBreak="0">
     <w:nsid w:val="41FA4E85"/>
     <w:multiLevelType w:val="multilevel"/>
     <w:tmpl w:val="07CC7FB8"/>
@@ -21621,7 +22708,7 @@
       </w:rPr>
     </w:lvl>
   </w:abstractNum>
-  <w:abstractNum w:abstractNumId="17" w15:restartNumberingAfterBreak="0">
+  <w:abstractNum w:abstractNumId="19" w15:restartNumberingAfterBreak="0">
     <w:nsid w:val="44F11BDD"/>
     <w:multiLevelType w:val="hybridMultilevel"/>
     <w:tmpl w:val="3F5AF554"/>
@@ -21734,7 +22821,7 @@
       </w:rPr>
     </w:lvl>
   </w:abstractNum>
-  <w:abstractNum w:abstractNumId="18" w15:restartNumberingAfterBreak="0">
+  <w:abstractNum w:abstractNumId="20" w15:restartNumberingAfterBreak="0">
     <w:nsid w:val="4F907EED"/>
     <w:multiLevelType w:val="multilevel"/>
     <w:tmpl w:val="45207262"/>
@@ -21883,7 +22970,7 @@
       </w:rPr>
     </w:lvl>
   </w:abstractNum>
-  <w:abstractNum w:abstractNumId="19" w15:restartNumberingAfterBreak="0">
+  <w:abstractNum w:abstractNumId="21" w15:restartNumberingAfterBreak="0">
     <w:nsid w:val="510E5C01"/>
     <w:multiLevelType w:val="multilevel"/>
     <w:tmpl w:val="BC9C1F48"/>
@@ -21996,7 +23083,7 @@
       </w:rPr>
     </w:lvl>
   </w:abstractNum>
-  <w:abstractNum w:abstractNumId="20" w15:restartNumberingAfterBreak="0">
+  <w:abstractNum w:abstractNumId="22" w15:restartNumberingAfterBreak="0">
     <w:nsid w:val="5A5E1BCF"/>
     <w:multiLevelType w:val="multilevel"/>
     <w:tmpl w:val="18F01902"/>
@@ -22109,7 +23196,7 @@
       </w:pPr>
     </w:lvl>
   </w:abstractNum>
-  <w:abstractNum w:abstractNumId="21" w15:restartNumberingAfterBreak="0">
+  <w:abstractNum w:abstractNumId="23" w15:restartNumberingAfterBreak="0">
     <w:nsid w:val="61815C4D"/>
     <w:multiLevelType w:val="multilevel"/>
     <w:tmpl w:val="9446CD60"/>
@@ -22258,7 +23345,7 @@
       </w:rPr>
     </w:lvl>
   </w:abstractNum>
-  <w:abstractNum w:abstractNumId="22" w15:restartNumberingAfterBreak="0">
+  <w:abstractNum w:abstractNumId="24" w15:restartNumberingAfterBreak="0">
     <w:nsid w:val="6B032EB2"/>
     <w:multiLevelType w:val="multilevel"/>
     <w:tmpl w:val="1DCC8F7E"/>
@@ -22407,7 +23494,7 @@
       </w:rPr>
     </w:lvl>
   </w:abstractNum>
-  <w:abstractNum w:abstractNumId="23" w15:restartNumberingAfterBreak="0">
+  <w:abstractNum w:abstractNumId="25" w15:restartNumberingAfterBreak="0">
     <w:nsid w:val="6BDB0362"/>
     <w:multiLevelType w:val="hybridMultilevel"/>
     <w:tmpl w:val="8106327E"/>
@@ -22496,7 +23583,7 @@
       </w:pPr>
     </w:lvl>
   </w:abstractNum>
-  <w:abstractNum w:abstractNumId="24" w15:restartNumberingAfterBreak="0">
+  <w:abstractNum w:abstractNumId="26" w15:restartNumberingAfterBreak="0">
     <w:nsid w:val="6F3C13F9"/>
     <w:multiLevelType w:val="hybridMultilevel"/>
     <w:tmpl w:val="B40CE148"/>
@@ -22609,7 +23696,7 @@
       </w:rPr>
     </w:lvl>
   </w:abstractNum>
-  <w:abstractNum w:abstractNumId="25" w15:restartNumberingAfterBreak="0">
+  <w:abstractNum w:abstractNumId="27" w15:restartNumberingAfterBreak="0">
     <w:nsid w:val="6F5F64B1"/>
     <w:multiLevelType w:val="hybridMultilevel"/>
     <w:tmpl w:val="999C60C0"/>
@@ -22698,7 +23785,7 @@
       </w:pPr>
     </w:lvl>
   </w:abstractNum>
-  <w:abstractNum w:abstractNumId="26" w15:restartNumberingAfterBreak="0">
+  <w:abstractNum w:abstractNumId="28" w15:restartNumberingAfterBreak="0">
     <w:nsid w:val="70D16459"/>
     <w:multiLevelType w:val="multilevel"/>
     <w:tmpl w:val="FA22A2AA"/>
@@ -22847,7 +23934,156 @@
       </w:rPr>
     </w:lvl>
   </w:abstractNum>
-  <w:abstractNum w:abstractNumId="27" w15:restartNumberingAfterBreak="0">
+  <w:abstractNum w:abstractNumId="29" w15:restartNumberingAfterBreak="0">
+    <w:nsid w:val="71AA5D5D"/>
+    <w:multiLevelType w:val="multilevel"/>
+    <w:tmpl w:val="0FCC57B6"/>
+    <w:lvl w:ilvl="0">
+      <w:start w:val="1"/>
+      <w:numFmt w:val="bullet"/>
+      <w:lvlText w:val=""/>
+      <w:lvlJc w:val="left"/>
+      <w:pPr>
+        <w:tabs>
+          <w:tab w:val="num" w:pos="720"/>
+        </w:tabs>
+        <w:ind w:left="720" w:hanging="360"/>
+      </w:pPr>
+      <w:rPr>
+        <w:rFonts w:ascii="Symbol" w:hAnsi="Symbol" w:hint="default"/>
+        <w:sz w:val="20"/>
+      </w:rPr>
+    </w:lvl>
+    <w:lvl w:ilvl="1" w:tentative="1">
+      <w:start w:val="1"/>
+      <w:numFmt w:val="bullet"/>
+      <w:lvlText w:val="o"/>
+      <w:lvlJc w:val="left"/>
+      <w:pPr>
+        <w:tabs>
+          <w:tab w:val="num" w:pos="1440"/>
+        </w:tabs>
+        <w:ind w:left="1440" w:hanging="360"/>
+      </w:pPr>
+      <w:rPr>
+        <w:rFonts w:ascii="Courier New" w:hAnsi="Courier New" w:hint="default"/>
+        <w:sz w:val="20"/>
+      </w:rPr>
+    </w:lvl>
+    <w:lvl w:ilvl="2" w:tentative="1">
+      <w:start w:val="1"/>
+      <w:numFmt w:val="bullet"/>
+      <w:lvlText w:val=""/>
+      <w:lvlJc w:val="left"/>
+      <w:pPr>
+        <w:tabs>
+          <w:tab w:val="num" w:pos="2160"/>
+        </w:tabs>
+        <w:ind w:left="2160" w:hanging="360"/>
+      </w:pPr>
+      <w:rPr>
+        <w:rFonts w:ascii="Wingdings" w:hAnsi="Wingdings" w:hint="default"/>
+        <w:sz w:val="20"/>
+      </w:rPr>
+    </w:lvl>
+    <w:lvl w:ilvl="3" w:tentative="1">
+      <w:start w:val="1"/>
+      <w:numFmt w:val="bullet"/>
+      <w:lvlText w:val=""/>
+      <w:lvlJc w:val="left"/>
+      <w:pPr>
+        <w:tabs>
+          <w:tab w:val="num" w:pos="2880"/>
+        </w:tabs>
+        <w:ind w:left="2880" w:hanging="360"/>
+      </w:pPr>
+      <w:rPr>
+        <w:rFonts w:ascii="Wingdings" w:hAnsi="Wingdings" w:hint="default"/>
+        <w:sz w:val="20"/>
+      </w:rPr>
+    </w:lvl>
+    <w:lvl w:ilvl="4" w:tentative="1">
+      <w:start w:val="1"/>
+      <w:numFmt w:val="bullet"/>
+      <w:lvlText w:val=""/>
+      <w:lvlJc w:val="left"/>
+      <w:pPr>
+        <w:tabs>
+          <w:tab w:val="num" w:pos="3600"/>
+        </w:tabs>
+        <w:ind w:left="3600" w:hanging="360"/>
+      </w:pPr>
+      <w:rPr>
+        <w:rFonts w:ascii="Wingdings" w:hAnsi="Wingdings" w:hint="default"/>
+        <w:sz w:val="20"/>
+      </w:rPr>
+    </w:lvl>
+    <w:lvl w:ilvl="5" w:tentative="1">
+      <w:start w:val="1"/>
+      <w:numFmt w:val="bullet"/>
+      <w:lvlText w:val=""/>
+      <w:lvlJc w:val="left"/>
+      <w:pPr>
+        <w:tabs>
+          <w:tab w:val="num" w:pos="4320"/>
+        </w:tabs>
+        <w:ind w:left="4320" w:hanging="360"/>
+      </w:pPr>
+      <w:rPr>
+        <w:rFonts w:ascii="Wingdings" w:hAnsi="Wingdings" w:hint="default"/>
+        <w:sz w:val="20"/>
+      </w:rPr>
+    </w:lvl>
+    <w:lvl w:ilvl="6" w:tentative="1">
+      <w:start w:val="1"/>
+      <w:numFmt w:val="bullet"/>
+      <w:lvlText w:val=""/>
+      <w:lvlJc w:val="left"/>
+      <w:pPr>
+        <w:tabs>
+          <w:tab w:val="num" w:pos="5040"/>
+        </w:tabs>
+        <w:ind w:left="5040" w:hanging="360"/>
+      </w:pPr>
+      <w:rPr>
+        <w:rFonts w:ascii="Wingdings" w:hAnsi="Wingdings" w:hint="default"/>
+        <w:sz w:val="20"/>
+      </w:rPr>
+    </w:lvl>
+    <w:lvl w:ilvl="7" w:tentative="1">
+      <w:start w:val="1"/>
+      <w:numFmt w:val="bullet"/>
+      <w:lvlText w:val=""/>
+      <w:lvlJc w:val="left"/>
+      <w:pPr>
+        <w:tabs>
+          <w:tab w:val="num" w:pos="5760"/>
+        </w:tabs>
+        <w:ind w:left="5760" w:hanging="360"/>
+      </w:pPr>
+      <w:rPr>
+        <w:rFonts w:ascii="Wingdings" w:hAnsi="Wingdings" w:hint="default"/>
+        <w:sz w:val="20"/>
+      </w:rPr>
+    </w:lvl>
+    <w:lvl w:ilvl="8" w:tentative="1">
+      <w:start w:val="1"/>
+      <w:numFmt w:val="bullet"/>
+      <w:lvlText w:val=""/>
+      <w:lvlJc w:val="left"/>
+      <w:pPr>
+        <w:tabs>
+          <w:tab w:val="num" w:pos="6480"/>
+        </w:tabs>
+        <w:ind w:left="6480" w:hanging="360"/>
+      </w:pPr>
+      <w:rPr>
+        <w:rFonts w:ascii="Wingdings" w:hAnsi="Wingdings" w:hint="default"/>
+        <w:sz w:val="20"/>
+      </w:rPr>
+    </w:lvl>
+  </w:abstractNum>
+  <w:abstractNum w:abstractNumId="30" w15:restartNumberingAfterBreak="0">
     <w:nsid w:val="731E1176"/>
     <w:multiLevelType w:val="hybridMultilevel"/>
     <w:tmpl w:val="5846EECC"/>
@@ -22936,7 +24172,120 @@
       </w:pPr>
     </w:lvl>
   </w:abstractNum>
-  <w:abstractNum w:abstractNumId="28" w15:restartNumberingAfterBreak="0">
+  <w:abstractNum w:abstractNumId="31" w15:restartNumberingAfterBreak="0">
+    <w:nsid w:val="76DB7E0C"/>
+    <w:multiLevelType w:val="multilevel"/>
+    <w:tmpl w:val="D8F6CE24"/>
+    <w:lvl w:ilvl="0">
+      <w:start w:val="1"/>
+      <w:numFmt w:val="decimal"/>
+      <w:lvlText w:val="%1."/>
+      <w:lvlJc w:val="left"/>
+      <w:pPr>
+        <w:tabs>
+          <w:tab w:val="num" w:pos="720"/>
+        </w:tabs>
+        <w:ind w:left="720" w:hanging="360"/>
+      </w:pPr>
+    </w:lvl>
+    <w:lvl w:ilvl="1" w:tentative="1">
+      <w:start w:val="1"/>
+      <w:numFmt w:val="decimal"/>
+      <w:lvlText w:val="%2."/>
+      <w:lvlJc w:val="left"/>
+      <w:pPr>
+        <w:tabs>
+          <w:tab w:val="num" w:pos="1440"/>
+        </w:tabs>
+        <w:ind w:left="1440" w:hanging="360"/>
+      </w:pPr>
+    </w:lvl>
+    <w:lvl w:ilvl="2" w:tentative="1">
+      <w:start w:val="1"/>
+      <w:numFmt w:val="decimal"/>
+      <w:lvlText w:val="%3."/>
+      <w:lvlJc w:val="left"/>
+      <w:pPr>
+        <w:tabs>
+          <w:tab w:val="num" w:pos="2160"/>
+        </w:tabs>
+        <w:ind w:left="2160" w:hanging="360"/>
+      </w:pPr>
+    </w:lvl>
+    <w:lvl w:ilvl="3" w:tentative="1">
+      <w:start w:val="1"/>
+      <w:numFmt w:val="decimal"/>
+      <w:lvlText w:val="%4."/>
+      <w:lvlJc w:val="left"/>
+      <w:pPr>
+        <w:tabs>
+          <w:tab w:val="num" w:pos="2880"/>
+        </w:tabs>
+        <w:ind w:left="2880" w:hanging="360"/>
+      </w:pPr>
+    </w:lvl>
+    <w:lvl w:ilvl="4" w:tentative="1">
+      <w:start w:val="1"/>
+      <w:numFmt w:val="decimal"/>
+      <w:lvlText w:val="%5."/>
+      <w:lvlJc w:val="left"/>
+      <w:pPr>
+        <w:tabs>
+          <w:tab w:val="num" w:pos="3600"/>
+        </w:tabs>
+        <w:ind w:left="3600" w:hanging="360"/>
+      </w:pPr>
+    </w:lvl>
+    <w:lvl w:ilvl="5" w:tentative="1">
+      <w:start w:val="1"/>
+      <w:numFmt w:val="decimal"/>
+      <w:lvlText w:val="%6."/>
+      <w:lvlJc w:val="left"/>
+      <w:pPr>
+        <w:tabs>
+          <w:tab w:val="num" w:pos="4320"/>
+        </w:tabs>
+        <w:ind w:left="4320" w:hanging="360"/>
+      </w:pPr>
+    </w:lvl>
+    <w:lvl w:ilvl="6" w:tentative="1">
+      <w:start w:val="1"/>
+      <w:numFmt w:val="decimal"/>
+      <w:lvlText w:val="%7."/>
+      <w:lvlJc w:val="left"/>
+      <w:pPr>
+        <w:tabs>
+          <w:tab w:val="num" w:pos="5040"/>
+        </w:tabs>
+        <w:ind w:left="5040" w:hanging="360"/>
+      </w:pPr>
+    </w:lvl>
+    <w:lvl w:ilvl="7" w:tentative="1">
+      <w:start w:val="1"/>
+      <w:numFmt w:val="decimal"/>
+      <w:lvlText w:val="%8."/>
+      <w:lvlJc w:val="left"/>
+      <w:pPr>
+        <w:tabs>
+          <w:tab w:val="num" w:pos="5760"/>
+        </w:tabs>
+        <w:ind w:left="5760" w:hanging="360"/>
+      </w:pPr>
+    </w:lvl>
+    <w:lvl w:ilvl="8" w:tentative="1">
+      <w:start w:val="1"/>
+      <w:numFmt w:val="decimal"/>
+      <w:lvlText w:val="%9."/>
+      <w:lvlJc w:val="left"/>
+      <w:pPr>
+        <w:tabs>
+          <w:tab w:val="num" w:pos="6480"/>
+        </w:tabs>
+        <w:ind w:left="6480" w:hanging="360"/>
+      </w:pPr>
+    </w:lvl>
+  </w:abstractNum>
+  <w:abstractNum w:abstractNumId="32" w15:restartNumberingAfterBreak="0">
     <w:nsid w:val="79E93CE0"/>
     <w:multiLevelType w:val="multilevel"/>
     <w:tmpl w:val="435215CC"/>
@@ -23085,7 +24434,7 @@
       </w:rPr>
     </w:lvl>
   </w:abstractNum>
-  <w:abstractNum w:abstractNumId="29" w15:restartNumberingAfterBreak="0">
+  <w:abstractNum w:abstractNumId="33" w15:restartNumberingAfterBreak="0">
     <w:nsid w:val="7A044B22"/>
     <w:multiLevelType w:val="hybridMultilevel"/>
     <w:tmpl w:val="5D9A3082"/>
@@ -23198,7 +24547,7 @@
       </w:rPr>
     </w:lvl>
   </w:abstractNum>
-  <w:abstractNum w:abstractNumId="30" w15:restartNumberingAfterBreak="0">
+  <w:abstractNum w:abstractNumId="34" w15:restartNumberingAfterBreak="0">
     <w:nsid w:val="7AB36760"/>
     <w:multiLevelType w:val="hybridMultilevel"/>
     <w:tmpl w:val="2A60134C"/>
@@ -23285,97 +24634,109 @@
     </w:lvl>
   </w:abstractNum>
   <w:num w:numId="1" w16cid:durableId="406339243">
+    <w:abstractNumId w:val="4"/>
+  </w:num>
+  <w:num w:numId="2" w16cid:durableId="1081104667">
+    <w:abstractNumId w:val="8"/>
+  </w:num>
+  <w:num w:numId="3" w16cid:durableId="1768117393">
+    <w:abstractNumId w:val="12"/>
+  </w:num>
+  <w:num w:numId="4" w16cid:durableId="376704147">
+    <w:abstractNumId w:val="25"/>
+  </w:num>
+  <w:num w:numId="5" w16cid:durableId="1443066222">
+    <w:abstractNumId w:val="27"/>
+  </w:num>
+  <w:num w:numId="6" w16cid:durableId="1134912913">
+    <w:abstractNumId w:val="6"/>
+  </w:num>
+  <w:num w:numId="7" w16cid:durableId="165098313">
+    <w:abstractNumId w:val="10"/>
+  </w:num>
+  <w:num w:numId="8" w16cid:durableId="209539791">
+    <w:abstractNumId w:val="17"/>
+  </w:num>
+  <w:num w:numId="9" w16cid:durableId="14964800">
+    <w:abstractNumId w:val="13"/>
+  </w:num>
+  <w:num w:numId="10" w16cid:durableId="1607348344">
+    <w:abstractNumId w:val="9"/>
+  </w:num>
+  <w:num w:numId="11" w16cid:durableId="1136723319">
+    <w:abstractNumId w:val="21"/>
+  </w:num>
+  <w:num w:numId="12" w16cid:durableId="1332832050">
+    <w:abstractNumId w:val="33"/>
+  </w:num>
+  <w:num w:numId="13" w16cid:durableId="142552717">
+    <w:abstractNumId w:val="26"/>
+  </w:num>
+  <w:num w:numId="14" w16cid:durableId="520556327">
     <w:abstractNumId w:val="2"/>
   </w:num>
-  <w:num w:numId="2" w16cid:durableId="1081104667">
-    <w:abstractNumId w:val="6"/>
+  <w:num w:numId="15" w16cid:durableId="1147015257">
+    <w:abstractNumId w:val="34"/>
   </w:num>
-  <w:num w:numId="3" w16cid:durableId="1768117393">
-    <w:abstractNumId w:val="10"/>
+  <w:num w:numId="16" w16cid:durableId="216864240">
+    <w:abstractNumId w:val="19"/>
   </w:num>
-  <w:num w:numId="4" w16cid:durableId="376704147">
+  <w:num w:numId="17" w16cid:durableId="2022704207">
+    <w:abstractNumId w:val="16"/>
+  </w:num>
+  <w:num w:numId="18" w16cid:durableId="1582330754">
+    <w:abstractNumId w:val="30"/>
+  </w:num>
+  <w:num w:numId="19" w16cid:durableId="772289774">
+    <w:abstractNumId w:val="24"/>
+  </w:num>
+  <w:num w:numId="20" w16cid:durableId="380980413">
+    <w:abstractNumId w:val="18"/>
+  </w:num>
+  <w:num w:numId="21" w16cid:durableId="1301575171">
+    <w:abstractNumId w:val="7"/>
+  </w:num>
+  <w:num w:numId="22" w16cid:durableId="873426600">
+    <w:abstractNumId w:val="11"/>
+  </w:num>
+  <w:num w:numId="23" w16cid:durableId="1262958467">
+    <w:abstractNumId w:val="32"/>
+  </w:num>
+  <w:num w:numId="24" w16cid:durableId="893546582">
     <w:abstractNumId w:val="23"/>
   </w:num>
-  <w:num w:numId="5" w16cid:durableId="1443066222">
-    <w:abstractNumId w:val="25"/>
+  <w:num w:numId="25" w16cid:durableId="2038311370">
+    <w:abstractNumId w:val="28"/>
   </w:num>
-  <w:num w:numId="6" w16cid:durableId="1134912913">
-    <w:abstractNumId w:val="4"/>
-  </w:num>
-  <w:num w:numId="7" w16cid:durableId="165098313">
-    <w:abstractNumId w:val="8"/>
-  </w:num>
-  <w:num w:numId="8" w16cid:durableId="209539791">
+  <w:num w:numId="26" w16cid:durableId="1364283081">
     <w:abstractNumId w:val="15"/>
   </w:num>
-  <w:num w:numId="9" w16cid:durableId="14964800">
-    <w:abstractNumId w:val="11"/>
+  <w:num w:numId="27" w16cid:durableId="1880433103">
+    <w:abstractNumId w:val="14"/>
   </w:num>
-  <w:num w:numId="10" w16cid:durableId="1607348344">
-    <w:abstractNumId w:val="7"/>
+  <w:num w:numId="28" w16cid:durableId="1674722182">
+    <w:abstractNumId w:val="3"/>
   </w:num>
-  <w:num w:numId="11" w16cid:durableId="1136723319">
-    <w:abstractNumId w:val="19"/>
+  <w:num w:numId="29" w16cid:durableId="1356888038">
+    <w:abstractNumId w:val="22"/>
   </w:num>
-  <w:num w:numId="12" w16cid:durableId="1332832050">
+  <w:num w:numId="30" w16cid:durableId="953096410">
+    <w:abstractNumId w:val="5"/>
+  </w:num>
+  <w:num w:numId="31" w16cid:durableId="1545605862">
+    <w:abstractNumId w:val="20"/>
+  </w:num>
+  <w:num w:numId="32" w16cid:durableId="117188569">
+    <w:abstractNumId w:val="0"/>
+  </w:num>
+  <w:num w:numId="33" w16cid:durableId="2038844650">
+    <w:abstractNumId w:val="31"/>
+  </w:num>
+  <w:num w:numId="34" w16cid:durableId="456143548">
     <w:abstractNumId w:val="29"/>
   </w:num>
-  <w:num w:numId="13" w16cid:durableId="142552717">
-    <w:abstractNumId w:val="24"/>
-  </w:num>
-  <w:num w:numId="14" w16cid:durableId="520556327">
-    <w:abstractNumId w:val="0"/>
-  </w:num>
-  <w:num w:numId="15" w16cid:durableId="1147015257">
-    <w:abstractNumId w:val="30"/>
-  </w:num>
-  <w:num w:numId="16" w16cid:durableId="216864240">
-    <w:abstractNumId w:val="17"/>
-  </w:num>
-  <w:num w:numId="17" w16cid:durableId="2022704207">
-    <w:abstractNumId w:val="14"/>
-  </w:num>
-  <w:num w:numId="18" w16cid:durableId="1582330754">
-    <w:abstractNumId w:val="27"/>
-  </w:num>
-  <w:num w:numId="19" w16cid:durableId="772289774">
-    <w:abstractNumId w:val="22"/>
-  </w:num>
-  <w:num w:numId="20" w16cid:durableId="380980413">
-    <w:abstractNumId w:val="16"/>
-  </w:num>
-  <w:num w:numId="21" w16cid:durableId="1301575171">
-    <w:abstractNumId w:val="5"/>
-  </w:num>
-  <w:num w:numId="22" w16cid:durableId="873426600">
-    <w:abstractNumId w:val="9"/>
-  </w:num>
-  <w:num w:numId="23" w16cid:durableId="1262958467">
-    <w:abstractNumId w:val="28"/>
-  </w:num>
-  <w:num w:numId="24" w16cid:durableId="893546582">
-    <w:abstractNumId w:val="21"/>
-  </w:num>
-  <w:num w:numId="25" w16cid:durableId="2038311370">
-    <w:abstractNumId w:val="26"/>
-  </w:num>
-  <w:num w:numId="26" w16cid:durableId="1364283081">
-    <w:abstractNumId w:val="13"/>
-  </w:num>
-  <w:num w:numId="27" w16cid:durableId="1880433103">
-    <w:abstractNumId w:val="12"/>
-  </w:num>
-  <w:num w:numId="28" w16cid:durableId="1674722182">
+  <w:num w:numId="35" w16cid:durableId="1840198155">
     <w:abstractNumId w:val="1"/>
-  </w:num>
-  <w:num w:numId="29" w16cid:durableId="1356888038">
-    <w:abstractNumId w:val="20"/>
-  </w:num>
-  <w:num w:numId="30" w16cid:durableId="953096410">
-    <w:abstractNumId w:val="3"/>
-  </w:num>
-  <w:num w:numId="31" w16cid:durableId="1545605862">
-    <w:abstractNumId w:val="18"/>
   </w:num>
   <w:numIdMacAtCleanup w:val="18"/>
 </w:numbering>
